--- a/agent/contract/templates/zhanweifu/non-standard-no-install.docx
+++ b/agent/contract/templates/zhanweifu/non-standard-no-install.docx
@@ -1209,7 +1209,7 @@
         </w:rPr>
       </w:pPr>
       <w:r>
-        <w:t>本合同采用固定总价的计价方式，合同总价为¥{{ totalAmount }}元整（大写金额：{{ totalAmountChinese }}），含13%增值税，其中不含税金额{{ amountWithoutTax }}元，税金{{ taxAmount }}元。如在合同签订期间及合同签订后，相关增值税税率发生变化的，不含税金额保持不变，本合同增值税税率及税额相应调整。</w:t>
+        <w:t>本合同采用固定总价的计价方式，合同总价为¥{{ totalAmount }}元整（大写金额：{{ totalAmountChinese }}），含{{ taxRate }}%增值税，其中不含税金额{{ amountWithoutTax }}元，税金{{ taxAmount }}元。如在合同签订期间及合同签订后，相关增值税税率发生变化的，不含税金额保持不变，本合同增值税税率及税额相应调整。</w:t>
       </w:r>
     </w:p>
     <w:p>
@@ -2630,51 +2630,7 @@
         </w:rPr>
       </w:pPr>
       <w:r>
-        <w:rPr>
-          <w:rFonts w:ascii="Times New Roman" w:hAnsi="Times New Roman" w:eastAsia="仿宋" w:cs="Times New Roman"/>
-          <w:color w:val="auto"/>
-          <w:szCs w:val="21"/>
-          <w:highlight w:val="none"/>
-        </w:rPr>
-        <w:t>乙方</w:t>
-      </w:r>
-      <w:r>
-        <w:rPr>
-          <w:rFonts w:hint="eastAsia" w:ascii="Times New Roman" w:hAnsi="Times New Roman" w:eastAsia="仿宋" w:cs="Times New Roman"/>
-          <w:color w:val="auto"/>
-          <w:szCs w:val="21"/>
-          <w:highlight w:val="none"/>
-          <w:lang w:val="en-US" w:eastAsia="zh-CN"/>
-        </w:rPr>
-        <w:t>应在发货后3天内向</w:t>
-      </w:r>
-      <w:r>
-        <w:rPr>
-          <w:rFonts w:ascii="Times New Roman" w:hAnsi="Times New Roman" w:eastAsia="仿宋" w:cs="Times New Roman"/>
-          <w:color w:val="auto"/>
-          <w:szCs w:val="21"/>
-          <w:highlight w:val="none"/>
-        </w:rPr>
-        <w:t>甲方开具</w:t>
-      </w:r>
-      <w:r>
-        <w:rPr>
-          <w:rFonts w:hint="eastAsia" w:ascii="Times New Roman" w:hAnsi="Times New Roman" w:eastAsia="仿宋" w:cs="Times New Roman"/>
-          <w:color w:val="auto"/>
-          <w:szCs w:val="21"/>
-          <w:highlight w:val="none"/>
-          <w:lang w:val="en-US" w:eastAsia="zh-CN"/>
-        </w:rPr>
-        <w:t>全额</w:t>
-      </w:r>
-      <w:r>
-        <w:rPr>
-          <w:rFonts w:ascii="Times New Roman" w:hAnsi="Times New Roman" w:eastAsia="仿宋" w:cs="Times New Roman"/>
-          <w:color w:val="auto"/>
-          <w:szCs w:val="21"/>
-          <w:highlight w:val="none"/>
-        </w:rPr>
-        <w:t>正规的13%增值税专用发票，否则甲方有权拒绝支付相应费用。若乙方提供不符合要求的发票（如虚开发票、假发票等），甲方将暂停支付全部应付款项，并要求乙方重新提供合格发票，因乙方发票问题造成的甲方损失均由乙方承担。如因此导致甲方被税务部门等行政机关处罚的，乙方另需支付合同金额50%的惩罚性违约金。</w:t>
+        <w:t>乙方应在发货后3天内向甲方开具全额正规的{{ taxRate }}%增值税专用发票，否则甲方有权拒绝支付相应费用。若乙方提供不符合要求的发票（如虚开发票、假发票等），甲方将暂停支付全部应付款项，并要求乙方重新提供合格发票，因乙方发票问题造成的甲方损失均由乙方承担。如因此导致甲方被税务部门等行政机关处罚的，乙方另需支付合同金额50%的惩罚性违约金。</w:t>
       </w:r>
     </w:p>
     <w:p>

--- a/agent/contract/templates/zhanweifu/non-standard-no-install.docx
+++ b/agent/contract/templates/zhanweifu/non-standard-no-install.docx
@@ -918,7 +918,156 @@
           </w:tcPr>
           <w:p>
             <w:r>
-              <w:t>{% for item in items %}{{ item.index }}</w:t>
+              <w:t>{%tr for item in items %}</w:t>
+            </w:r>
+          </w:p>
+        </w:tc>
+        <w:tc>
+          <w:tcPr>
+            <w:tcW w:w="1403" w:type="dxa"/>
+            <w:tcBorders>
+              <w:top w:val="single" w:color="000000" w:sz="4" w:space="0"/>
+              <w:left w:val="single" w:color="000000" w:sz="4" w:space="0"/>
+              <w:right w:val="single" w:color="000000" w:sz="4" w:space="0"/>
+            </w:tcBorders>
+            <w:vAlign w:val="center"/>
+          </w:tcPr>
+          <w:p>
+            <w:r>
+              <w:t/>
+            </w:r>
+          </w:p>
+        </w:tc>
+        <w:tc>
+          <w:tcPr>
+            <w:tcW w:w="1822" w:type="dxa"/>
+            <w:tcBorders>
+              <w:top w:val="single" w:color="000000" w:sz="4" w:space="0"/>
+              <w:left w:val="single" w:color="000000" w:sz="4" w:space="0"/>
+              <w:bottom w:val="single" w:color="000000" w:sz="4" w:space="0"/>
+              <w:right w:val="single" w:color="000000" w:sz="4" w:space="0"/>
+            </w:tcBorders>
+            <w:vAlign w:val="center"/>
+          </w:tcPr>
+          <w:p>
+            <w:r>
+              <w:t/>
+            </w:r>
+          </w:p>
+        </w:tc>
+        <w:tc>
+          <w:tcPr>
+            <w:tcW w:w="995" w:type="dxa"/>
+            <w:tcBorders>
+              <w:top w:val="single" w:color="000000" w:sz="4" w:space="0"/>
+              <w:left w:val="single" w:color="000000" w:sz="4" w:space="0"/>
+              <w:bottom w:val="single" w:color="000000" w:sz="4" w:space="0"/>
+              <w:right w:val="single" w:color="000000" w:sz="4" w:space="0"/>
+            </w:tcBorders>
+            <w:vAlign w:val="center"/>
+          </w:tcPr>
+          <w:p>
+            <w:r>
+              <w:t/>
+            </w:r>
+          </w:p>
+        </w:tc>
+        <w:tc>
+          <w:tcPr>
+            <w:tcW w:w="860" w:type="dxa"/>
+            <w:tcBorders>
+              <w:top w:val="single" w:color="000000" w:sz="4" w:space="0"/>
+              <w:left w:val="single" w:color="000000" w:sz="4" w:space="0"/>
+              <w:bottom w:val="single" w:color="000000" w:sz="4" w:space="0"/>
+              <w:right w:val="single" w:color="000000" w:sz="4" w:space="0"/>
+            </w:tcBorders>
+            <w:vAlign w:val="center"/>
+          </w:tcPr>
+          <w:p>
+            <w:r>
+              <w:t/>
+            </w:r>
+          </w:p>
+        </w:tc>
+        <w:tc>
+          <w:tcPr>
+            <w:tcW w:w="1339" w:type="dxa"/>
+            <w:tcBorders>
+              <w:top w:val="single" w:color="000000" w:sz="4" w:space="0"/>
+              <w:left w:val="single" w:color="000000" w:sz="4" w:space="0"/>
+              <w:bottom w:val="single" w:color="000000" w:sz="4" w:space="0"/>
+              <w:right w:val="single" w:color="000000" w:sz="4" w:space="0"/>
+            </w:tcBorders>
+            <w:vAlign w:val="bottom"/>
+          </w:tcPr>
+          <w:p>
+            <w:r>
+              <w:t/>
+            </w:r>
+          </w:p>
+        </w:tc>
+        <w:tc>
+          <w:tcPr>
+            <w:tcW w:w="1265" w:type="dxa"/>
+            <w:tcBorders>
+              <w:top w:val="single" w:color="000000" w:sz="4" w:space="0"/>
+              <w:left w:val="single" w:color="000000" w:sz="4" w:space="0"/>
+              <w:bottom w:val="single" w:color="000000" w:sz="4" w:space="0"/>
+              <w:right w:val="single" w:color="000000" w:sz="4" w:space="0"/>
+            </w:tcBorders>
+            <w:vAlign w:val="center"/>
+          </w:tcPr>
+          <w:p>
+            <w:r>
+              <w:t/>
+            </w:r>
+          </w:p>
+        </w:tc>
+        <w:tc>
+          <w:tcPr>
+            <w:tcW w:w="876" w:type="dxa"/>
+            <w:tcBorders>
+              <w:top w:val="single" w:color="000000" w:sz="4" w:space="0"/>
+              <w:left w:val="single" w:color="000000" w:sz="4" w:space="0"/>
+              <w:bottom w:val="single" w:color="000000" w:sz="4" w:space="0"/>
+              <w:right w:val="single" w:color="000000" w:sz="4" w:space="0"/>
+            </w:tcBorders>
+            <w:vAlign w:val="center"/>
+          </w:tcPr>
+          <w:p>
+            <w:r>
+              <w:t/>
+            </w:r>
+          </w:p>
+        </w:tc>
+      </w:tr>
+      <w:tr>
+        <w:tblPrEx>
+          <w:tblCellMar>
+            <w:top w:w="15" w:type="dxa"/>
+            <w:left w:w="15" w:type="dxa"/>
+            <w:bottom w:w="15" w:type="dxa"/>
+            <w:right w:w="15" w:type="dxa"/>
+          </w:tblCellMar>
+        </w:tblPrEx>
+        <w:trPr>
+          <w:trHeight w:val="373" w:hRule="atLeast"/>
+          <w:jc w:val="center"/>
+        </w:trPr>
+        <w:tc>
+          <w:tcPr>
+            <w:tcW w:w="560" w:type="dxa"/>
+            <w:tcBorders>
+              <w:top w:val="single" w:color="000000" w:sz="4" w:space="0"/>
+              <w:left w:val="single" w:color="000000" w:sz="4" w:space="0"/>
+              <w:bottom w:val="single" w:color="000000" w:sz="4" w:space="0"/>
+              <w:right w:val="single" w:color="000000" w:sz="4" w:space="0"/>
+            </w:tcBorders>
+            <w:vAlign w:val="center"/>
+          </w:tcPr>
+          <w:p>
+            <w:r>
+              <w:t>{{ item.index }}</w:t>
             </w:r>
           </w:p>
         </w:tc>
@@ -1036,7 +1185,156 @@
           </w:tcPr>
           <w:p>
             <w:r>
-              <w:t>{{ item.tagNo }}{% endfor %}</w:t>
+              <w:t>{{ item.tagNo }}</w:t>
+            </w:r>
+          </w:p>
+        </w:tc>
+      </w:tr>
+      <w:tr>
+        <w:tblPrEx>
+          <w:tblCellMar>
+            <w:top w:w="15" w:type="dxa"/>
+            <w:left w:w="15" w:type="dxa"/>
+            <w:bottom w:w="15" w:type="dxa"/>
+            <w:right w:w="15" w:type="dxa"/>
+          </w:tblCellMar>
+        </w:tblPrEx>
+        <w:trPr>
+          <w:trHeight w:val="373" w:hRule="atLeast"/>
+          <w:jc w:val="center"/>
+        </w:trPr>
+        <w:tc>
+          <w:tcPr>
+            <w:tcW w:w="560" w:type="dxa"/>
+            <w:tcBorders>
+              <w:top w:val="single" w:color="000000" w:sz="4" w:space="0"/>
+              <w:left w:val="single" w:color="000000" w:sz="4" w:space="0"/>
+              <w:bottom w:val="single" w:color="000000" w:sz="4" w:space="0"/>
+              <w:right w:val="single" w:color="000000" w:sz="4" w:space="0"/>
+            </w:tcBorders>
+            <w:vAlign w:val="center"/>
+          </w:tcPr>
+          <w:p>
+            <w:r>
+              <w:t>{%tr endfor %}</w:t>
+            </w:r>
+          </w:p>
+        </w:tc>
+        <w:tc>
+          <w:tcPr>
+            <w:tcW w:w="1403" w:type="dxa"/>
+            <w:tcBorders>
+              <w:top w:val="single" w:color="000000" w:sz="4" w:space="0"/>
+              <w:left w:val="single" w:color="000000" w:sz="4" w:space="0"/>
+              <w:right w:val="single" w:color="000000" w:sz="4" w:space="0"/>
+            </w:tcBorders>
+            <w:vAlign w:val="center"/>
+          </w:tcPr>
+          <w:p>
+            <w:r>
+              <w:t/>
+            </w:r>
+          </w:p>
+        </w:tc>
+        <w:tc>
+          <w:tcPr>
+            <w:tcW w:w="1822" w:type="dxa"/>
+            <w:tcBorders>
+              <w:top w:val="single" w:color="000000" w:sz="4" w:space="0"/>
+              <w:left w:val="single" w:color="000000" w:sz="4" w:space="0"/>
+              <w:bottom w:val="single" w:color="000000" w:sz="4" w:space="0"/>
+              <w:right w:val="single" w:color="000000" w:sz="4" w:space="0"/>
+            </w:tcBorders>
+            <w:vAlign w:val="center"/>
+          </w:tcPr>
+          <w:p>
+            <w:r>
+              <w:t/>
+            </w:r>
+          </w:p>
+        </w:tc>
+        <w:tc>
+          <w:tcPr>
+            <w:tcW w:w="995" w:type="dxa"/>
+            <w:tcBorders>
+              <w:top w:val="single" w:color="000000" w:sz="4" w:space="0"/>
+              <w:left w:val="single" w:color="000000" w:sz="4" w:space="0"/>
+              <w:bottom w:val="single" w:color="000000" w:sz="4" w:space="0"/>
+              <w:right w:val="single" w:color="000000" w:sz="4" w:space="0"/>
+            </w:tcBorders>
+            <w:vAlign w:val="center"/>
+          </w:tcPr>
+          <w:p>
+            <w:r>
+              <w:t/>
+            </w:r>
+          </w:p>
+        </w:tc>
+        <w:tc>
+          <w:tcPr>
+            <w:tcW w:w="860" w:type="dxa"/>
+            <w:tcBorders>
+              <w:top w:val="single" w:color="000000" w:sz="4" w:space="0"/>
+              <w:left w:val="single" w:color="000000" w:sz="4" w:space="0"/>
+              <w:bottom w:val="single" w:color="000000" w:sz="4" w:space="0"/>
+              <w:right w:val="single" w:color="000000" w:sz="4" w:space="0"/>
+            </w:tcBorders>
+            <w:vAlign w:val="center"/>
+          </w:tcPr>
+          <w:p>
+            <w:r>
+              <w:t/>
+            </w:r>
+          </w:p>
+        </w:tc>
+        <w:tc>
+          <w:tcPr>
+            <w:tcW w:w="1339" w:type="dxa"/>
+            <w:tcBorders>
+              <w:top w:val="single" w:color="000000" w:sz="4" w:space="0"/>
+              <w:left w:val="single" w:color="000000" w:sz="4" w:space="0"/>
+              <w:bottom w:val="single" w:color="000000" w:sz="4" w:space="0"/>
+              <w:right w:val="single" w:color="000000" w:sz="4" w:space="0"/>
+            </w:tcBorders>
+            <w:vAlign w:val="bottom"/>
+          </w:tcPr>
+          <w:p>
+            <w:r>
+              <w:t/>
+            </w:r>
+          </w:p>
+        </w:tc>
+        <w:tc>
+          <w:tcPr>
+            <w:tcW w:w="1265" w:type="dxa"/>
+            <w:tcBorders>
+              <w:top w:val="single" w:color="000000" w:sz="4" w:space="0"/>
+              <w:left w:val="single" w:color="000000" w:sz="4" w:space="0"/>
+              <w:bottom w:val="single" w:color="000000" w:sz="4" w:space="0"/>
+              <w:right w:val="single" w:color="000000" w:sz="4" w:space="0"/>
+            </w:tcBorders>
+            <w:vAlign w:val="center"/>
+          </w:tcPr>
+          <w:p>
+            <w:r>
+              <w:t/>
+            </w:r>
+          </w:p>
+        </w:tc>
+        <w:tc>
+          <w:tcPr>
+            <w:tcW w:w="876" w:type="dxa"/>
+            <w:tcBorders>
+              <w:top w:val="single" w:color="000000" w:sz="4" w:space="0"/>
+              <w:left w:val="single" w:color="000000" w:sz="4" w:space="0"/>
+              <w:bottom w:val="single" w:color="000000" w:sz="4" w:space="0"/>
+              <w:right w:val="single" w:color="000000" w:sz="4" w:space="0"/>
+            </w:tcBorders>
+            <w:vAlign w:val="center"/>
+          </w:tcPr>
+          <w:p>
+            <w:r>
+              <w:t/>
             </w:r>
           </w:p>
         </w:tc>

--- a/agent/contract/templates/zhanweifu/non-standard-no-install.docx
+++ b/agent/contract/templates/zhanweifu/non-standard-no-install.docx
@@ -54,7 +54,7 @@
           </w:tcPr>
           <w:p>
             <w:r>
-              <w:t>合同编号：{{ contractNo }}</w:t>
+              <w:t>合同编号：{{r contractNo }}</w:t>
             </w:r>
           </w:p>
         </w:tc>
@@ -103,7 +103,7 @@
           </w:tcPr>
           <w:p>
             <w:r>
-              <w:t>签订日期：{{ signYear }}年{{ signMonth }}月{{ signDay }}日</w:t>
+              <w:t>签订日期：{{r signYear }}年{{r signMonth }}月{{r signDay }}日</w:t>
             </w:r>
           </w:p>
         </w:tc>
@@ -227,7 +227,7 @@
           </w:tcPr>
           <w:p>
             <w:r>
-              <w:t>供方（乙方）：{{ supplierName }}</w:t>
+              <w:t>供方（乙方）：{{r supplierName }}</w:t>
             </w:r>
           </w:p>
         </w:tc>
@@ -280,7 +280,7 @@
           </w:tcPr>
           <w:p>
             <w:r>
-              <w:t>地址：{{ supplierAddress }}</w:t>
+              <w:t>地址：{{r supplierAddress }}</w:t>
             </w:r>
           </w:p>
         </w:tc>
@@ -333,7 +333,7 @@
           </w:tcPr>
           <w:p>
             <w:r>
-              <w:t>开户银行：{{ supplierBank }}</w:t>
+              <w:t>开户银行：{{r supplierBank }}</w:t>
             </w:r>
           </w:p>
         </w:tc>
@@ -386,7 +386,7 @@
           </w:tcPr>
           <w:p>
             <w:r>
-              <w:t>银行帐号：{{ supplierAccount }}</w:t>
+              <w:t>银行帐号：{{r supplierAccount }}</w:t>
             </w:r>
           </w:p>
         </w:tc>
@@ -439,7 +439,7 @@
           </w:tcPr>
           <w:p>
             <w:r>
-              <w:t>税号：{{ supplierTaxNo }}</w:t>
+              <w:t>税号：{{r supplierTaxNo }}</w:t>
             </w:r>
           </w:p>
         </w:tc>
@@ -465,7 +465,7 @@
           </w:tcPr>
           <w:p>
             <w:r>
-              <w:t>电话（Tel）：{{ buyerPhone }}</w:t>
+              <w:t>电话（Tel）：{{r buyerPhone }}</w:t>
             </w:r>
           </w:p>
         </w:tc>
@@ -477,7 +477,7 @@
           </w:tcPr>
           <w:p>
             <w:r>
-              <w:t>电话（Tel）：{{ supplierPhone }}</w:t>
+              <w:t>电话（Tel）：{{r supplierPhone }}</w:t>
             </w:r>
           </w:p>
         </w:tc>
@@ -515,7 +515,7 @@
         </w:rPr>
       </w:pPr>
       <w:r>
-        <w:t>根据《中华人民共和国民法典》等相关法律法规、质量标准和其他规范，就甲方{{ projectName }}项目（下称“项目”）的{{ purchaseSubject }}采购事宜，甲乙双方在平等自愿、诚实信用的基础上达成如下约定，以资共同信守：</w:t>
+        <w:t>根据《中华人民共和国民法典》等相关法律法规、质量标准和其他规范，就甲方{{r projectName }}项目（下称“项目”）的{{r purchaseSubject }}采购事宜，甲乙双方在平等自愿、诚实信用的基础上达成如下约定，以资共同信守：</w:t>
       </w:r>
     </w:p>
     <w:p>
@@ -1067,7 +1067,7 @@
           </w:tcPr>
           <w:p>
             <w:r>
-              <w:t>{{ item.index }}</w:t>
+              <w:t>{{r item.index }}</w:t>
             </w:r>
           </w:p>
         </w:tc>
@@ -1083,7 +1083,7 @@
           </w:tcPr>
           <w:p>
             <w:r>
-              <w:t>{{ item.name }}</w:t>
+              <w:t>{{r item.name }}</w:t>
             </w:r>
           </w:p>
         </w:tc>
@@ -1100,7 +1100,7 @@
           </w:tcPr>
           <w:p>
             <w:r>
-              <w:t>{{ item.spec }}</w:t>
+              <w:t>{{r item.spec }}</w:t>
             </w:r>
           </w:p>
         </w:tc>
@@ -1117,7 +1117,7 @@
           </w:tcPr>
           <w:p>
             <w:r>
-              <w:t>{{ item.unit }}</w:t>
+              <w:t>{{r item.unit }}</w:t>
             </w:r>
           </w:p>
         </w:tc>
@@ -1134,7 +1134,7 @@
           </w:tcPr>
           <w:p>
             <w:r>
-              <w:t>{{ item.quantity }}</w:t>
+              <w:t>{{r item.quantity }}</w:t>
             </w:r>
           </w:p>
         </w:tc>
@@ -1151,7 +1151,7 @@
           </w:tcPr>
           <w:p>
             <w:r>
-              <w:t>{{ item.unitPrice }}</w:t>
+              <w:t>{{r item.unitPrice }}</w:t>
             </w:r>
           </w:p>
         </w:tc>
@@ -1168,7 +1168,7 @@
           </w:tcPr>
           <w:p>
             <w:r>
-              <w:t>{{ item.totalPrice }}</w:t>
+              <w:t>{{r item.totalPrice }}</w:t>
             </w:r>
           </w:p>
         </w:tc>
@@ -1185,7 +1185,7 @@
           </w:tcPr>
           <w:p>
             <w:r>
-              <w:t>{{ item.tagNo }}</w:t>
+              <w:t>{{r item.tagNo }}</w:t>
             </w:r>
           </w:p>
         </w:tc>
@@ -1384,7 +1384,7 @@
           </w:tcPr>
           <w:p>
             <w:r>
-              <w:t>人民币大写：{{ totalAmountChinese }}（小写：￥{{ totalAmount }}）</w:t>
+              <w:t>人民币大写：{{r totalAmountChinese }}（小写：￥{{r totalAmount }}）</w:t>
             </w:r>
           </w:p>
         </w:tc>
@@ -1507,7 +1507,7 @@
         </w:rPr>
       </w:pPr>
       <w:r>
-        <w:t>本合同采用固定总价的计价方式，合同总价为¥{{ totalAmount }}元整（大写金额：{{ totalAmountChinese }}），含{{ taxRate }}%增值税，其中不含税金额{{ amountWithoutTax }}元，税金{{ taxAmount }}元。如在合同签订期间及合同签订后，相关增值税税率发生变化的，不含税金额保持不变，本合同增值税税率及税额相应调整。</w:t>
+        <w:t>本合同采用固定总价的计价方式，合同总价为¥{{r totalAmount }}元整（大写金额：{{r totalAmountChinese }}），含{{r taxRate }}%增值税，其中不含税金额{{r amountWithoutTax }}元，税金{{r taxAmount }}元。如在合同签订期间及合同签订后，相关增值税税率发生变化的，不含税金额保持不变，本合同增值税税率及税额相应调整。</w:t>
       </w:r>
     </w:p>
     <w:p>
@@ -1736,7 +1736,7 @@
         </w:rPr>
       </w:pPr>
       <w:r>
-        <w:t>交货时间：具体发货日期及到货日期以甲方书面通知时间为准，但乙方应确保最迟于{{ deliveryYear }}年{{ deliveryMonth }}月{{ deliveryDay }}日（含）准备好全部设备，并随时可根据甲方要求发货。甲方可根据实际情况，要求乙方一次性或者分批发货。在未收到甲方通知前，乙方不得擅自提前发货，否则甲方有权拒收。</w:t>
+        <w:t>交货时间：具体发货日期及到货日期以甲方书面通知时间为准，但乙方应确保最迟于{{r deliveryYear }}年{{r deliveryMonth }}月{{r deliveryDay }}日（含）准备好全部设备，并随时可根据甲方要求发货。甲方可根据实际情况，要求乙方一次性或者分批发货。在未收到甲方通知前，乙方不得擅自提前发货，否则甲方有权拒收。</w:t>
       </w:r>
     </w:p>
     <w:p>
@@ -2504,7 +2504,7 @@
         </w:rPr>
       </w:pPr>
       <w:r>
-        <w:t>货到现场起计质保，质保期{{ warrantyMonths }}个月。在质保期内出现属乙方设备的质量问题（包括但不限于设计、制造、工艺、配套件的缺陷等而造成的任何设备质量问题或故障），乙方必须自接到甲方维修通知后8小时内进行响应并详细了解设备故障且提出解决方案。若甲方要求乙方到现场处理的，则乙方应在收到甲方通知后48小时内派人到现场提供免费维修（设备备品备件、零部件、人工费等一切费用均免费）并在甲方要求的合理期限内维修完成。乙方怠于维修或者未在甲方要求的合理期限内维修完成的，甲方有权委托第三方进行维修，由此产生的一切费用均由乙方承担，甲方有权从质保金中直接扣除。质保金扣除后，乙方应在收到甲方通知之日起3日内补足质保金。质保期外乙方按照成本价格收取维修费用。</w:t>
+        <w:t>货到现场起计质保，质保期{{r warrantyMonths }}个月。在质保期内出现属乙方设备的质量问题（包括但不限于设计、制造、工艺、配套件的缺陷等而造成的任何设备质量问题或故障），乙方必须自接到甲方维修通知后8小时内进行响应并详细了解设备故障且提出解决方案。若甲方要求乙方到现场处理的，则乙方应在收到甲方通知后48小时内派人到现场提供免费维修（设备备品备件、零部件、人工费等一切费用均免费）并在甲方要求的合理期限内维修完成。乙方怠于维修或者未在甲方要求的合理期限内维修完成的，甲方有权委托第三方进行维修，由此产生的一切费用均由乙方承担，甲方有权从质保金中直接扣除。质保金扣除后，乙方应在收到甲方通知之日起3日内补足质保金。质保期外乙方按照成本价格收取维修费用。</w:t>
       </w:r>
     </w:p>
     <w:p>
@@ -2674,7 +2674,7 @@
         </w:rPr>
       </w:pPr>
       <w:r>
-        <w:t>预付款：合同总价的{{ advancePaymentRate }}%。</w:t>
+        <w:t>预付款：合同总价的{{r advancePaymentRate }}%。</w:t>
       </w:r>
     </w:p>
     <w:p>
@@ -2711,7 +2711,7 @@
         </w:rPr>
       </w:pPr>
       <w:r>
-        <w:t>发货款：本合同项下设备经甲方确认满足发货条件后支付合同总价的{{ deliveryPaymentRate }}%，乙方应于付款后3日内将全部设备发运并按本合同约定将相关运输物流信息通知甲方。</w:t>
+        <w:t>发货款：本合同项下设备经甲方确认满足发货条件后支付合同总价的{{r deliveryPaymentRate }}%，乙方应于付款后3日内将全部设备发运并按本合同约定将相关运输物流信息通知甲方。</w:t>
       </w:r>
     </w:p>
     <w:p>
@@ -2749,7 +2749,7 @@
         </w:rPr>
       </w:pPr>
       <w:r>
-        <w:t>验收款：本合同项下所有设备（含增补项）安装、调试完成，经质量、性能验收合格并稳定运行2个月后，甲方向乙方支付合同总价的{{ acceptancePaymentRate }}%。申请付款前，如需要厂家到场调试，乙方需提供调试记录等过程资料及甲方盖章的《验收单》，如不需要厂家到场调试，则以验收单或系统单机调试或到场后6个月，视为验收通过。验收款支付不免除乙方相应责任。</w:t>
+        <w:t>验收款：本合同项下所有设备（含增补项）安装、调试完成，经质量、性能验收合格并稳定运行2个月后，甲方向乙方支付合同总价的{{r acceptancePaymentRate }}%。申请付款前，如需要厂家到场调试，乙方需提供调试记录等过程资料及甲方盖章的《验收单》，如不需要厂家到场调试，则以验收单或系统单机调试或到场后6个月，视为验收通过。验收款支付不免除乙方相应责任。</w:t>
       </w:r>
     </w:p>
     <w:p>
@@ -2928,7 +2928,7 @@
         </w:rPr>
       </w:pPr>
       <w:r>
-        <w:t>乙方应在发货后3天内向甲方开具全额正规的{{ taxRate }}%增值税专用发票，否则甲方有权拒绝支付相应费用。若乙方提供不符合要求的发票（如虚开发票、假发票等），甲方将暂停支付全部应付款项，并要求乙方重新提供合格发票，因乙方发票问题造成的甲方损失均由乙方承担。如因此导致甲方被税务部门等行政机关处罚的，乙方另需支付合同金额50%的惩罚性违约金。</w:t>
+        <w:t>乙方应在发货后3天内向甲方开具全额正规的{{r taxRate }}%增值税专用发票，否则甲方有权拒绝支付相应费用。若乙方提供不符合要求的发票（如虚开发票、假发票等），甲方将暂停支付全部应付款项，并要求乙方重新提供合格发票，因乙方发票问题造成的甲方损失均由乙方承担。如因此导致甲方被税务部门等行政机关处罚的，乙方另需支付合同金额50%的惩罚性违约金。</w:t>
       </w:r>
     </w:p>
     <w:p>
@@ -3123,7 +3123,7 @@
         </w:rPr>
       </w:pPr>
       <w:r>
-        <w:t>乙方指派{{ supplierRepresentativeName }}（身份证号码：{{ supplierRepresentativeIdNo }}、联系电话{{ supplierRepresentativePhone }}、联系地址{{ supplierRepresentativeAddress }}、邮箱{{ supplierRepresentativeEmail }}）为乙方代表（下称“乙方代表人”），全面负责本合同的履行、沟通、协调事宜，其所签署的文件即为乙方的真实意思表示，乙方均予以认可。</w:t>
+        <w:t>乙方指派{{r supplierRepresentativeName }}（身份证号码：{{r supplierRepresentativeIdNo }}、联系电话{{r supplierRepresentativePhone }}、联系地址{{r supplierRepresentativeAddress }}、邮箱{{r supplierRepresentativeEmail }}）为乙方代表（下称“乙方代表人”），全面负责本合同的履行、沟通、协调事宜，其所签署的文件即为乙方的真实意思表示，乙方均予以认可。</w:t>
       </w:r>
     </w:p>
     <w:p>
@@ -4434,7 +4434,7 @@
         </w:rPr>
       </w:pPr>
       <w:r>
-        <w:t>甲方：浙江沃乐科技股份有限公司 （盖章）          乙方：{{ supplierName }}（盖章）</w:t>
+        <w:t>甲方：浙江沃乐科技股份有限公司 （盖章）          乙方：{{r supplierName }}（盖章）</w:t>
       </w:r>
     </w:p>
     <w:p>
@@ -4461,7 +4461,7 @@
         </w:rPr>
       </w:pPr>
       <w:r>
-        <w:t>授权代表：{{ buyerAuthorizedRepresentative }}                                       授权代表：{{ supplierAuthorizedRepresentative }}</w:t>
+        <w:t>授权代表：{{r buyerAuthorizedRepresentative }}                                       授权代表：{{r supplierAuthorizedRepresentative }}</w:t>
       </w:r>
     </w:p>
     <w:p>

--- a/agent/contract/templates/zhanweifu/non-standard-no-install.docx
+++ b/agent/contract/templates/zhanweifu/non-standard-no-install.docx
@@ -54,6 +54,10 @@
           </w:tcPr>
           <w:p>
             <w:r>
+              <w:rPr>
+                <w:rFonts w:ascii="仿宋" w:hAnsi="仿宋" w:eastAsia="仿宋"/>
+                <w:sz w:val="21"/>
+              </w:rPr>
               <w:t>合同编号：{{r contractNo }}</w:t>
             </w:r>
           </w:p>
@@ -75,8 +79,9 @@
             </w:pPr>
             <w:r>
               <w:rPr>
-                <w:rFonts w:eastAsia="仿宋"/>
+                <w:rFonts w:eastAsia="仿宋" w:ascii="仿宋" w:hAnsi="仿宋"/>
                 <w:color w:val="auto"/>
+                <w:sz w:val="21"/>
                 <w:szCs w:val="21"/>
                 <w:highlight w:val="none"/>
               </w:rPr>
@@ -103,6 +108,10 @@
           </w:tcPr>
           <w:p>
             <w:r>
+              <w:rPr>
+                <w:rFonts w:ascii="仿宋" w:hAnsi="仿宋" w:eastAsia="仿宋"/>
+                <w:sz w:val="21"/>
+              </w:rPr>
               <w:t>签订日期：{{r signYear }}年{{r signMonth }}月{{r signDay }}日</w:t>
             </w:r>
           </w:p>
@@ -140,8 +149,9 @@
       </w:pPr>
       <w:r>
         <w:rPr>
-          <w:rFonts w:eastAsia="仿宋"/>
-          <w:color w:val="auto"/>
+          <w:rFonts w:eastAsia="仿宋" w:ascii="仿宋" w:hAnsi="仿宋"/>
+          <w:color w:val="auto"/>
+          <w:sz w:val="21"/>
           <w:szCs w:val="21"/>
           <w:highlight w:val="none"/>
         </w:rPr>
@@ -198,9 +208,10 @@
             </w:pPr>
             <w:r>
               <w:rPr>
-                <w:rFonts w:eastAsia="仿宋"/>
+                <w:rFonts w:eastAsia="仿宋" w:ascii="仿宋" w:hAnsi="仿宋"/>
                 <w:b/>
                 <w:color w:val="auto"/>
+                <w:sz w:val="21"/>
                 <w:szCs w:val="21"/>
                 <w:highlight w:val="none"/>
               </w:rPr>
@@ -208,10 +219,11 @@
             </w:r>
             <w:r>
               <w:rPr>
-                <w:rFonts w:eastAsia="仿宋"/>
+                <w:rFonts w:eastAsia="仿宋" w:ascii="仿宋" w:hAnsi="仿宋"/>
                 <w:b w:val="0"/>
                 <w:bCs/>
                 <w:color w:val="auto"/>
+                <w:sz w:val="21"/>
                 <w:szCs w:val="21"/>
                 <w:highlight w:val="none"/>
               </w:rPr>
@@ -227,6 +239,10 @@
           </w:tcPr>
           <w:p>
             <w:r>
+              <w:rPr>
+                <w:rFonts w:ascii="仿宋" w:hAnsi="仿宋" w:eastAsia="仿宋"/>
+                <w:sz w:val="21"/>
+              </w:rPr>
               <w:t>供方（乙方）：{{r supplierName }}</w:t>
             </w:r>
           </w:p>
@@ -263,8 +279,9 @@
             </w:pPr>
             <w:r>
               <w:rPr>
-                <w:rFonts w:eastAsia="仿宋"/>
+                <w:rFonts w:eastAsia="仿宋" w:ascii="仿宋" w:hAnsi="仿宋"/>
                 <w:color w:val="auto"/>
+                <w:sz w:val="21"/>
                 <w:szCs w:val="21"/>
                 <w:highlight w:val="none"/>
               </w:rPr>
@@ -280,6 +297,10 @@
           </w:tcPr>
           <w:p>
             <w:r>
+              <w:rPr>
+                <w:rFonts w:ascii="仿宋" w:hAnsi="仿宋" w:eastAsia="仿宋"/>
+                <w:sz w:val="21"/>
+              </w:rPr>
               <w:t>地址：{{r supplierAddress }}</w:t>
             </w:r>
           </w:p>
@@ -316,8 +337,9 @@
             </w:pPr>
             <w:r>
               <w:rPr>
-                <w:rFonts w:eastAsia="仿宋"/>
+                <w:rFonts w:eastAsia="仿宋" w:ascii="仿宋" w:hAnsi="仿宋"/>
                 <w:color w:val="auto"/>
+                <w:sz w:val="21"/>
                 <w:szCs w:val="21"/>
                 <w:highlight w:val="none"/>
               </w:rPr>
@@ -333,6 +355,10 @@
           </w:tcPr>
           <w:p>
             <w:r>
+              <w:rPr>
+                <w:rFonts w:ascii="仿宋" w:hAnsi="仿宋" w:eastAsia="仿宋"/>
+                <w:sz w:val="21"/>
+              </w:rPr>
               <w:t>开户银行：{{r supplierBank }}</w:t>
             </w:r>
           </w:p>
@@ -369,8 +395,9 @@
             </w:pPr>
             <w:r>
               <w:rPr>
-                <w:rFonts w:eastAsia="仿宋"/>
+                <w:rFonts w:eastAsia="仿宋" w:ascii="仿宋" w:hAnsi="仿宋"/>
                 <w:color w:val="auto"/>
+                <w:sz w:val="21"/>
                 <w:szCs w:val="21"/>
                 <w:highlight w:val="none"/>
               </w:rPr>
@@ -386,6 +413,10 @@
           </w:tcPr>
           <w:p>
             <w:r>
+              <w:rPr>
+                <w:rFonts w:ascii="仿宋" w:hAnsi="仿宋" w:eastAsia="仿宋"/>
+                <w:sz w:val="21"/>
+              </w:rPr>
               <w:t>银行帐号：{{r supplierAccount }}</w:t>
             </w:r>
           </w:p>
@@ -422,8 +453,9 @@
             </w:pPr>
             <w:r>
               <w:rPr>
-                <w:rFonts w:eastAsia="仿宋"/>
+                <w:rFonts w:eastAsia="仿宋" w:ascii="仿宋" w:hAnsi="仿宋"/>
                 <w:color w:val="auto"/>
+                <w:sz w:val="21"/>
                 <w:szCs w:val="21"/>
                 <w:highlight w:val="none"/>
               </w:rPr>
@@ -439,6 +471,10 @@
           </w:tcPr>
           <w:p>
             <w:r>
+              <w:rPr>
+                <w:rFonts w:ascii="仿宋" w:hAnsi="仿宋" w:eastAsia="仿宋"/>
+                <w:sz w:val="21"/>
+              </w:rPr>
               <w:t>税号：{{r supplierTaxNo }}</w:t>
             </w:r>
           </w:p>
@@ -465,6 +501,10 @@
           </w:tcPr>
           <w:p>
             <w:r>
+              <w:rPr>
+                <w:rFonts w:ascii="仿宋" w:hAnsi="仿宋" w:eastAsia="仿宋"/>
+                <w:sz w:val="21"/>
+              </w:rPr>
               <w:t>电话（Tel）：{{r buyerPhone }}</w:t>
             </w:r>
           </w:p>
@@ -477,6 +517,10 @@
           </w:tcPr>
           <w:p>
             <w:r>
+              <w:rPr>
+                <w:rFonts w:ascii="仿宋" w:hAnsi="仿宋" w:eastAsia="仿宋"/>
+                <w:sz w:val="21"/>
+              </w:rPr>
               <w:t>电话（Tel）：{{r supplierPhone }}</w:t>
             </w:r>
           </w:p>
@@ -495,26 +539,31 @@
       </w:pPr>
       <w:r>
         <w:rPr>
+          <w:rFonts w:eastAsia="仿宋" w:ascii="仿宋" w:hAnsi="仿宋"/>
+          <w:color w:val="auto"/>
+          <w:sz w:val="21"/>
+          <w:szCs w:val="21"/>
+          <w:highlight w:val="none"/>
+        </w:rPr>
+        <w:t xml:space="preserve"> </w:t>
+      </w:r>
+    </w:p>
+    <w:p>
+      <w:pPr>
+        <w:spacing w:line="300" w:lineRule="auto"/>
+        <w:ind w:firstLine="420" w:firstLineChars="200"/>
+        <w:rPr>
           <w:rFonts w:eastAsia="仿宋"/>
           <w:color w:val="auto"/>
           <w:szCs w:val="21"/>
           <w:highlight w:val="none"/>
         </w:rPr>
-        <w:t xml:space="preserve"> </w:t>
-      </w:r>
-    </w:p>
-    <w:p>
-      <w:pPr>
-        <w:spacing w:line="300" w:lineRule="auto"/>
-        <w:ind w:firstLine="420" w:firstLineChars="200"/>
-        <w:rPr>
-          <w:rFonts w:eastAsia="仿宋"/>
-          <w:color w:val="auto"/>
-          <w:szCs w:val="21"/>
-          <w:highlight w:val="none"/>
-        </w:rPr>
-      </w:pPr>
-      <w:r>
+      </w:pPr>
+      <w:r>
+        <w:rPr>
+          <w:rFonts w:ascii="仿宋" w:hAnsi="仿宋" w:eastAsia="仿宋"/>
+          <w:sz w:val="21"/>
+        </w:rPr>
         <w:t>根据《中华人民共和国民法典》等相关法律法规、质量标准和其他规范，就甲方{{r projectName }}项目（下称“项目”）的{{r purchaseSubject }}采购事宜，甲乙双方在平等自愿、诚实信用的基础上达成如下约定，以资共同信守：</w:t>
       </w:r>
     </w:p>
@@ -530,7 +579,9 @@
       </w:pPr>
       <w:r>
         <w:rPr>
-          <w:color w:val="auto"/>
+          <w:rFonts w:ascii="仿宋" w:hAnsi="仿宋" w:eastAsia="仿宋"/>
+          <w:color w:val="auto"/>
+          <w:sz w:val="21"/>
           <w:highlight w:val="none"/>
         </w:rPr>
         <w:t>采购设备</w:t>
@@ -558,8 +609,9 @@
       <w:bookmarkStart w:id="0" w:name="OLE_LINK1"/>
       <w:r>
         <w:rPr>
-          <w:rFonts w:ascii="Times New Roman" w:hAnsi="Times New Roman" w:eastAsia="仿宋" w:cs="Times New Roman"/>
-          <w:color w:val="auto"/>
+          <w:rFonts w:ascii="仿宋" w:hAnsi="仿宋" w:eastAsia="仿宋" w:cs="Times New Roman"/>
+          <w:color w:val="auto"/>
+          <w:sz w:val="21"/>
           <w:szCs w:val="21"/>
           <w:highlight w:val="none"/>
         </w:rPr>
@@ -628,9 +680,10 @@
             </w:pPr>
             <w:r>
               <w:rPr>
-                <w:rFonts w:eastAsia="仿宋"/>
+                <w:rFonts w:eastAsia="仿宋" w:ascii="仿宋" w:hAnsi="仿宋"/>
                 <w:color w:val="auto"/>
                 <w:kern w:val="0"/>
+                <w:sz w:val="21"/>
                 <w:szCs w:val="21"/>
                 <w:highlight w:val="none"/>
                 <w:lang w:bidi="ar"/>
@@ -664,9 +717,10 @@
             </w:pPr>
             <w:r>
               <w:rPr>
-                <w:rFonts w:eastAsia="仿宋"/>
+                <w:rFonts w:eastAsia="仿宋" w:ascii="仿宋" w:hAnsi="仿宋"/>
                 <w:color w:val="auto"/>
                 <w:kern w:val="0"/>
+                <w:sz w:val="21"/>
                 <w:szCs w:val="21"/>
                 <w:highlight w:val="none"/>
                 <w:lang w:bidi="ar"/>
@@ -700,9 +754,10 @@
             </w:pPr>
             <w:r>
               <w:rPr>
-                <w:rFonts w:eastAsia="仿宋"/>
+                <w:rFonts w:eastAsia="仿宋" w:ascii="仿宋" w:hAnsi="仿宋"/>
                 <w:color w:val="auto"/>
                 <w:kern w:val="0"/>
+                <w:sz w:val="21"/>
                 <w:szCs w:val="21"/>
                 <w:highlight w:val="none"/>
                 <w:lang w:bidi="ar"/>
@@ -736,9 +791,10 @@
             </w:pPr>
             <w:r>
               <w:rPr>
-                <w:rFonts w:eastAsia="仿宋"/>
+                <w:rFonts w:eastAsia="仿宋" w:ascii="仿宋" w:hAnsi="仿宋"/>
                 <w:color w:val="auto"/>
                 <w:kern w:val="0"/>
+                <w:sz w:val="21"/>
                 <w:szCs w:val="21"/>
                 <w:highlight w:val="none"/>
                 <w:lang w:bidi="ar"/>
@@ -772,9 +828,10 @@
             </w:pPr>
             <w:r>
               <w:rPr>
-                <w:rFonts w:eastAsia="仿宋"/>
+                <w:rFonts w:eastAsia="仿宋" w:ascii="仿宋" w:hAnsi="仿宋"/>
                 <w:color w:val="auto"/>
                 <w:kern w:val="0"/>
+                <w:sz w:val="21"/>
                 <w:szCs w:val="21"/>
                 <w:highlight w:val="none"/>
                 <w:lang w:bidi="ar"/>
@@ -808,9 +865,10 @@
             </w:pPr>
             <w:r>
               <w:rPr>
-                <w:rFonts w:eastAsia="仿宋"/>
+                <w:rFonts w:eastAsia="仿宋" w:ascii="仿宋" w:hAnsi="仿宋"/>
                 <w:color w:val="auto"/>
                 <w:kern w:val="0"/>
+                <w:sz w:val="21"/>
                 <w:szCs w:val="21"/>
                 <w:highlight w:val="none"/>
                 <w:lang w:bidi="ar"/>
@@ -844,9 +902,10 @@
             </w:pPr>
             <w:r>
               <w:rPr>
-                <w:rFonts w:eastAsia="仿宋"/>
+                <w:rFonts w:eastAsia="仿宋" w:ascii="仿宋" w:hAnsi="仿宋"/>
                 <w:color w:val="auto"/>
                 <w:kern w:val="0"/>
+                <w:sz w:val="21"/>
                 <w:szCs w:val="21"/>
                 <w:highlight w:val="none"/>
                 <w:lang w:bidi="ar"/>
@@ -880,9 +939,10 @@
             </w:pPr>
             <w:r>
               <w:rPr>
-                <w:rFonts w:eastAsia="仿宋"/>
+                <w:rFonts w:eastAsia="仿宋" w:ascii="仿宋" w:hAnsi="仿宋"/>
                 <w:color w:val="auto"/>
                 <w:kern w:val="0"/>
+                <w:sz w:val="21"/>
                 <w:szCs w:val="21"/>
                 <w:highlight w:val="none"/>
                 <w:lang w:bidi="ar"/>
@@ -918,6 +978,10 @@
           </w:tcPr>
           <w:p>
             <w:r>
+              <w:rPr>
+                <w:rFonts w:ascii="仿宋" w:hAnsi="仿宋" w:eastAsia="仿宋"/>
+                <w:sz w:val="21"/>
+              </w:rPr>
               <w:t>{%tr for item in items %}</w:t>
             </w:r>
           </w:p>
@@ -934,6 +998,10 @@
           </w:tcPr>
           <w:p>
             <w:r>
+              <w:rPr>
+                <w:rFonts w:ascii="仿宋" w:hAnsi="仿宋" w:eastAsia="仿宋"/>
+                <w:sz w:val="21"/>
+              </w:rPr>
               <w:t/>
             </w:r>
           </w:p>
@@ -951,6 +1019,10 @@
           </w:tcPr>
           <w:p>
             <w:r>
+              <w:rPr>
+                <w:rFonts w:ascii="仿宋" w:hAnsi="仿宋" w:eastAsia="仿宋"/>
+                <w:sz w:val="21"/>
+              </w:rPr>
               <w:t/>
             </w:r>
           </w:p>
@@ -968,6 +1040,10 @@
           </w:tcPr>
           <w:p>
             <w:r>
+              <w:rPr>
+                <w:rFonts w:ascii="仿宋" w:hAnsi="仿宋" w:eastAsia="仿宋"/>
+                <w:sz w:val="21"/>
+              </w:rPr>
               <w:t/>
             </w:r>
           </w:p>
@@ -985,6 +1061,10 @@
           </w:tcPr>
           <w:p>
             <w:r>
+              <w:rPr>
+                <w:rFonts w:ascii="仿宋" w:hAnsi="仿宋" w:eastAsia="仿宋"/>
+                <w:sz w:val="21"/>
+              </w:rPr>
               <w:t/>
             </w:r>
           </w:p>
@@ -1002,6 +1082,10 @@
           </w:tcPr>
           <w:p>
             <w:r>
+              <w:rPr>
+                <w:rFonts w:ascii="仿宋" w:hAnsi="仿宋" w:eastAsia="仿宋"/>
+                <w:sz w:val="21"/>
+              </w:rPr>
               <w:t/>
             </w:r>
           </w:p>
@@ -1019,6 +1103,10 @@
           </w:tcPr>
           <w:p>
             <w:r>
+              <w:rPr>
+                <w:rFonts w:ascii="仿宋" w:hAnsi="仿宋" w:eastAsia="仿宋"/>
+                <w:sz w:val="21"/>
+              </w:rPr>
               <w:t/>
             </w:r>
           </w:p>
@@ -1036,6 +1124,10 @@
           </w:tcPr>
           <w:p>
             <w:r>
+              <w:rPr>
+                <w:rFonts w:ascii="仿宋" w:hAnsi="仿宋" w:eastAsia="仿宋"/>
+                <w:sz w:val="21"/>
+              </w:rPr>
               <w:t/>
             </w:r>
           </w:p>
@@ -1067,6 +1159,10 @@
           </w:tcPr>
           <w:p>
             <w:r>
+              <w:rPr>
+                <w:rFonts w:ascii="仿宋" w:hAnsi="仿宋" w:eastAsia="仿宋"/>
+                <w:sz w:val="21"/>
+              </w:rPr>
               <w:t>{{r item.index }}</w:t>
             </w:r>
           </w:p>
@@ -1083,6 +1179,10 @@
           </w:tcPr>
           <w:p>
             <w:r>
+              <w:rPr>
+                <w:rFonts w:ascii="仿宋" w:hAnsi="仿宋" w:eastAsia="仿宋"/>
+                <w:sz w:val="21"/>
+              </w:rPr>
               <w:t>{{r item.name }}</w:t>
             </w:r>
           </w:p>
@@ -1100,6 +1200,10 @@
           </w:tcPr>
           <w:p>
             <w:r>
+              <w:rPr>
+                <w:rFonts w:ascii="仿宋" w:hAnsi="仿宋" w:eastAsia="仿宋"/>
+                <w:sz w:val="21"/>
+              </w:rPr>
               <w:t>{{r item.spec }}</w:t>
             </w:r>
           </w:p>
@@ -1117,6 +1221,10 @@
           </w:tcPr>
           <w:p>
             <w:r>
+              <w:rPr>
+                <w:rFonts w:ascii="仿宋" w:hAnsi="仿宋" w:eastAsia="仿宋"/>
+                <w:sz w:val="21"/>
+              </w:rPr>
               <w:t>{{r item.unit }}</w:t>
             </w:r>
           </w:p>
@@ -1134,6 +1242,10 @@
           </w:tcPr>
           <w:p>
             <w:r>
+              <w:rPr>
+                <w:rFonts w:ascii="仿宋" w:hAnsi="仿宋" w:eastAsia="仿宋"/>
+                <w:sz w:val="21"/>
+              </w:rPr>
               <w:t>{{r item.quantity }}</w:t>
             </w:r>
           </w:p>
@@ -1151,6 +1263,10 @@
           </w:tcPr>
           <w:p>
             <w:r>
+              <w:rPr>
+                <w:rFonts w:ascii="仿宋" w:hAnsi="仿宋" w:eastAsia="仿宋"/>
+                <w:sz w:val="21"/>
+              </w:rPr>
               <w:t>{{r item.unitPrice }}</w:t>
             </w:r>
           </w:p>
@@ -1168,6 +1284,10 @@
           </w:tcPr>
           <w:p>
             <w:r>
+              <w:rPr>
+                <w:rFonts w:ascii="仿宋" w:hAnsi="仿宋" w:eastAsia="仿宋"/>
+                <w:sz w:val="21"/>
+              </w:rPr>
               <w:t>{{r item.totalPrice }}</w:t>
             </w:r>
           </w:p>
@@ -1185,6 +1305,10 @@
           </w:tcPr>
           <w:p>
             <w:r>
+              <w:rPr>
+                <w:rFonts w:ascii="仿宋" w:hAnsi="仿宋" w:eastAsia="仿宋"/>
+                <w:sz w:val="21"/>
+              </w:rPr>
               <w:t>{{r item.tagNo }}</w:t>
             </w:r>
           </w:p>
@@ -1216,6 +1340,10 @@
           </w:tcPr>
           <w:p>
             <w:r>
+              <w:rPr>
+                <w:rFonts w:ascii="仿宋" w:hAnsi="仿宋" w:eastAsia="仿宋"/>
+                <w:sz w:val="21"/>
+              </w:rPr>
               <w:t>{%tr endfor %}</w:t>
             </w:r>
           </w:p>
@@ -1232,6 +1360,10 @@
           </w:tcPr>
           <w:p>
             <w:r>
+              <w:rPr>
+                <w:rFonts w:ascii="仿宋" w:hAnsi="仿宋" w:eastAsia="仿宋"/>
+                <w:sz w:val="21"/>
+              </w:rPr>
               <w:t/>
             </w:r>
           </w:p>
@@ -1249,6 +1381,10 @@
           </w:tcPr>
           <w:p>
             <w:r>
+              <w:rPr>
+                <w:rFonts w:ascii="仿宋" w:hAnsi="仿宋" w:eastAsia="仿宋"/>
+                <w:sz w:val="21"/>
+              </w:rPr>
               <w:t/>
             </w:r>
           </w:p>
@@ -1266,6 +1402,10 @@
           </w:tcPr>
           <w:p>
             <w:r>
+              <w:rPr>
+                <w:rFonts w:ascii="仿宋" w:hAnsi="仿宋" w:eastAsia="仿宋"/>
+                <w:sz w:val="21"/>
+              </w:rPr>
               <w:t/>
             </w:r>
           </w:p>
@@ -1283,6 +1423,10 @@
           </w:tcPr>
           <w:p>
             <w:r>
+              <w:rPr>
+                <w:rFonts w:ascii="仿宋" w:hAnsi="仿宋" w:eastAsia="仿宋"/>
+                <w:sz w:val="21"/>
+              </w:rPr>
               <w:t/>
             </w:r>
           </w:p>
@@ -1300,6 +1444,10 @@
           </w:tcPr>
           <w:p>
             <w:r>
+              <w:rPr>
+                <w:rFonts w:ascii="仿宋" w:hAnsi="仿宋" w:eastAsia="仿宋"/>
+                <w:sz w:val="21"/>
+              </w:rPr>
               <w:t/>
             </w:r>
           </w:p>
@@ -1317,6 +1465,10 @@
           </w:tcPr>
           <w:p>
             <w:r>
+              <w:rPr>
+                <w:rFonts w:ascii="仿宋" w:hAnsi="仿宋" w:eastAsia="仿宋"/>
+                <w:sz w:val="21"/>
+              </w:rPr>
               <w:t/>
             </w:r>
           </w:p>
@@ -1334,6 +1486,10 @@
           </w:tcPr>
           <w:p>
             <w:r>
+              <w:rPr>
+                <w:rFonts w:ascii="仿宋" w:hAnsi="仿宋" w:eastAsia="仿宋"/>
+                <w:sz w:val="21"/>
+              </w:rPr>
               <w:t/>
             </w:r>
           </w:p>
@@ -1366,6 +1522,10 @@
           </w:tcPr>
           <w:p>
             <w:r>
+              <w:rPr>
+                <w:rFonts w:ascii="仿宋" w:hAnsi="仿宋" w:eastAsia="仿宋"/>
+                <w:sz w:val="21"/>
+              </w:rPr>
               <w:t>合同总价</w:t>
             </w:r>
           </w:p>
@@ -1384,6 +1544,10 @@
           </w:tcPr>
           <w:p>
             <w:r>
+              <w:rPr>
+                <w:rFonts w:ascii="仿宋" w:hAnsi="仿宋" w:eastAsia="仿宋"/>
+                <w:sz w:val="21"/>
+              </w:rPr>
               <w:t>人民币大写：{{r totalAmountChinese }}（小写：￥{{r totalAmount }}）</w:t>
             </w:r>
           </w:p>
@@ -1430,9 +1594,10 @@
             </w:pPr>
             <w:r>
               <w:rPr>
-                <w:rFonts w:eastAsia="仿宋"/>
+                <w:rFonts w:eastAsia="仿宋" w:ascii="仿宋" w:hAnsi="仿宋"/>
                 <w:color w:val="auto"/>
                 <w:kern w:val="0"/>
+                <w:sz w:val="21"/>
                 <w:szCs w:val="21"/>
                 <w:highlight w:val="none"/>
                 <w:lang w:bidi="ar"/>
@@ -1441,9 +1606,10 @@
             </w:r>
             <w:r>
               <w:rPr>
-                <w:rFonts w:hint="eastAsia" w:eastAsia="仿宋"/>
+                <w:rFonts w:hint="eastAsia" w:eastAsia="仿宋" w:ascii="仿宋" w:hAnsi="仿宋"/>
                 <w:color w:val="auto"/>
                 <w:kern w:val="0"/>
+                <w:sz w:val="21"/>
                 <w:szCs w:val="21"/>
                 <w:highlight w:val="none"/>
                 <w:lang w:bidi="ar"/>
@@ -1452,9 +1618,10 @@
             </w:r>
             <w:r>
               <w:rPr>
-                <w:rFonts w:eastAsia="仿宋"/>
+                <w:rFonts w:eastAsia="仿宋" w:ascii="仿宋" w:hAnsi="仿宋"/>
                 <w:color w:val="auto"/>
                 <w:kern w:val="0"/>
+                <w:sz w:val="21"/>
                 <w:szCs w:val="21"/>
                 <w:highlight w:val="none"/>
                 <w:lang w:bidi="ar"/>
@@ -1463,9 +1630,10 @@
             </w:r>
             <w:r>
               <w:rPr>
-                <w:rFonts w:hint="eastAsia" w:eastAsia="仿宋"/>
+                <w:rFonts w:hint="eastAsia" w:eastAsia="仿宋" w:ascii="仿宋" w:hAnsi="仿宋"/>
                 <w:color w:val="auto"/>
                 <w:kern w:val="0"/>
+                <w:sz w:val="21"/>
                 <w:szCs w:val="21"/>
                 <w:highlight w:val="none"/>
                 <w:lang w:bidi="ar"/>
@@ -1474,9 +1642,10 @@
             </w:r>
             <w:r>
               <w:rPr>
-                <w:rFonts w:eastAsia="仿宋"/>
+                <w:rFonts w:eastAsia="仿宋" w:ascii="仿宋" w:hAnsi="仿宋"/>
                 <w:color w:val="auto"/>
                 <w:kern w:val="0"/>
+                <w:sz w:val="21"/>
                 <w:szCs w:val="21"/>
                 <w:highlight w:val="none"/>
                 <w:lang w:bidi="ar"/>
@@ -1507,6 +1676,10 @@
         </w:rPr>
       </w:pPr>
       <w:r>
+        <w:rPr>
+          <w:rFonts w:ascii="仿宋" w:hAnsi="仿宋" w:eastAsia="仿宋"/>
+          <w:sz w:val="21"/>
+        </w:rPr>
         <w:t>本合同采用固定总价的计价方式，合同总价为¥{{r totalAmount }}元整（大写金额：{{r totalAmountChinese }}），含{{r taxRate }}%增值税，其中不含税金额{{r amountWithoutTax }}元，税金{{r taxAmount }}元。如在合同签订期间及合同签订后，相关增值税税率发生变化的，不含税金额保持不变，本合同增值税税率及税额相应调整。</w:t>
       </w:r>
     </w:p>
@@ -1531,8 +1704,9 @@
       </w:pPr>
       <w:r>
         <w:rPr>
-          <w:rFonts w:ascii="Times New Roman" w:hAnsi="Times New Roman" w:eastAsia="仿宋" w:cs="Times New Roman"/>
-          <w:color w:val="auto"/>
+          <w:rFonts w:ascii="仿宋" w:hAnsi="仿宋" w:eastAsia="仿宋" w:cs="Times New Roman"/>
+          <w:color w:val="auto"/>
+          <w:sz w:val="21"/>
           <w:szCs w:val="21"/>
           <w:highlight w:val="none"/>
         </w:rPr>
@@ -1540,8 +1714,9 @@
       </w:r>
       <w:r>
         <w:rPr>
-          <w:rFonts w:hint="eastAsia" w:ascii="Times New Roman" w:hAnsi="Times New Roman" w:eastAsia="仿宋" w:cs="Times New Roman"/>
-          <w:color w:val="auto"/>
+          <w:rFonts w:hint="eastAsia" w:ascii="仿宋" w:hAnsi="仿宋" w:eastAsia="仿宋" w:cs="Times New Roman"/>
+          <w:color w:val="auto"/>
+          <w:sz w:val="21"/>
           <w:szCs w:val="21"/>
           <w:highlight w:val="none"/>
           <w:lang w:val="en-US" w:eastAsia="zh-CN"/>
@@ -1550,8 +1725,9 @@
       </w:r>
       <w:r>
         <w:rPr>
-          <w:rFonts w:ascii="Times New Roman" w:hAnsi="Times New Roman" w:eastAsia="仿宋" w:cs="Times New Roman"/>
-          <w:color w:val="auto"/>
+          <w:rFonts w:ascii="仿宋" w:hAnsi="仿宋" w:eastAsia="仿宋" w:cs="Times New Roman"/>
+          <w:color w:val="auto"/>
+          <w:sz w:val="21"/>
           <w:szCs w:val="21"/>
           <w:highlight w:val="none"/>
         </w:rPr>
@@ -1559,8 +1735,9 @@
       </w:r>
       <w:r>
         <w:rPr>
-          <w:rFonts w:hint="eastAsia" w:ascii="Times New Roman" w:hAnsi="Times New Roman" w:eastAsia="仿宋" w:cs="Times New Roman"/>
-          <w:color w:val="auto"/>
+          <w:rFonts w:hint="eastAsia" w:ascii="仿宋" w:hAnsi="仿宋" w:eastAsia="仿宋" w:cs="Times New Roman"/>
+          <w:color w:val="auto"/>
+          <w:sz w:val="21"/>
           <w:szCs w:val="21"/>
           <w:highlight w:val="none"/>
         </w:rPr>
@@ -1568,8 +1745,9 @@
       </w:r>
       <w:r>
         <w:rPr>
-          <w:rFonts w:hint="eastAsia"/>
-          <w:color w:val="auto"/>
+          <w:rFonts w:hint="eastAsia" w:ascii="仿宋" w:hAnsi="仿宋" w:eastAsia="仿宋"/>
+          <w:color w:val="auto"/>
+          <w:sz w:val="21"/>
           <w:highlight w:val="none"/>
           <w:lang w:eastAsia="zh-CN"/>
         </w:rPr>
@@ -1577,8 +1755,9 @@
       </w:r>
       <w:r>
         <w:rPr>
-          <w:rFonts w:hint="eastAsia"/>
-          <w:color w:val="auto"/>
+          <w:rFonts w:hint="eastAsia" w:ascii="仿宋" w:hAnsi="仿宋" w:eastAsia="仿宋"/>
+          <w:color w:val="auto"/>
+          <w:sz w:val="21"/>
           <w:highlight w:val="none"/>
           <w:lang w:val="en-US" w:eastAsia="zh-CN"/>
         </w:rPr>
@@ -1586,8 +1765,9 @@
       </w:r>
       <w:r>
         <w:rPr>
-          <w:rFonts w:ascii="Times New Roman" w:hAnsi="Times New Roman" w:eastAsia="仿宋" w:cs="Times New Roman"/>
-          <w:color w:val="auto"/>
+          <w:rFonts w:ascii="仿宋" w:hAnsi="仿宋" w:eastAsia="仿宋" w:cs="Times New Roman"/>
+          <w:color w:val="auto"/>
+          <w:sz w:val="21"/>
           <w:szCs w:val="21"/>
           <w:highlight w:val="none"/>
         </w:rPr>
@@ -1595,8 +1775,9 @@
       </w:r>
       <w:r>
         <w:rPr>
-          <w:rFonts w:hint="eastAsia" w:ascii="Times New Roman" w:hAnsi="Times New Roman" w:eastAsia="仿宋" w:cs="Times New Roman"/>
-          <w:color w:val="auto"/>
+          <w:rFonts w:hint="eastAsia" w:ascii="仿宋" w:hAnsi="仿宋" w:eastAsia="仿宋" w:cs="Times New Roman"/>
+          <w:color w:val="auto"/>
+          <w:sz w:val="21"/>
           <w:szCs w:val="21"/>
           <w:highlight w:val="none"/>
         </w:rPr>
@@ -1604,8 +1785,9 @@
       </w:r>
       <w:r>
         <w:rPr>
-          <w:rFonts w:ascii="Times New Roman" w:hAnsi="Times New Roman" w:eastAsia="仿宋" w:cs="Times New Roman"/>
-          <w:color w:val="auto"/>
+          <w:rFonts w:ascii="仿宋" w:hAnsi="仿宋" w:eastAsia="仿宋" w:cs="Times New Roman"/>
+          <w:color w:val="auto"/>
+          <w:sz w:val="21"/>
           <w:szCs w:val="21"/>
           <w:highlight w:val="none"/>
         </w:rPr>
@@ -1623,7 +1805,9 @@
       </w:pPr>
       <w:r>
         <w:rPr>
-          <w:color w:val="auto"/>
+          <w:rFonts w:ascii="仿宋" w:hAnsi="仿宋" w:eastAsia="仿宋"/>
+          <w:color w:val="auto"/>
+          <w:sz w:val="21"/>
           <w:highlight w:val="none"/>
         </w:rPr>
         <w:t>交货</w:t>
@@ -1671,8 +1855,9 @@
       </w:pPr>
       <w:r>
         <w:rPr>
-          <w:rFonts w:ascii="Times New Roman" w:hAnsi="Times New Roman" w:eastAsia="仿宋" w:cs="Times New Roman"/>
-          <w:color w:val="auto"/>
+          <w:rFonts w:ascii="仿宋" w:hAnsi="仿宋" w:eastAsia="仿宋" w:cs="Times New Roman"/>
+          <w:color w:val="auto"/>
+          <w:sz w:val="21"/>
           <w:szCs w:val="21"/>
           <w:highlight w:val="none"/>
         </w:rPr>
@@ -1680,8 +1865,9 @@
       </w:r>
       <w:r>
         <w:rPr>
-          <w:rFonts w:hint="eastAsia" w:ascii="Times New Roman" w:hAnsi="Times New Roman" w:eastAsia="仿宋" w:cs="Times New Roman"/>
-          <w:color w:val="auto"/>
+          <w:rFonts w:hint="eastAsia" w:ascii="仿宋" w:hAnsi="仿宋" w:eastAsia="仿宋" w:cs="Times New Roman"/>
+          <w:color w:val="auto"/>
+          <w:sz w:val="21"/>
           <w:szCs w:val="21"/>
           <w:highlight w:val="none"/>
           <w:lang w:val="en-US" w:eastAsia="zh-CN"/>
@@ -1690,8 +1876,9 @@
       </w:r>
       <w:r>
         <w:rPr>
-          <w:rFonts w:ascii="Times New Roman" w:hAnsi="Times New Roman" w:eastAsia="仿宋" w:cs="Times New Roman"/>
-          <w:color w:val="auto"/>
+          <w:rFonts w:ascii="仿宋" w:hAnsi="仿宋" w:eastAsia="仿宋" w:cs="Times New Roman"/>
+          <w:color w:val="auto"/>
+          <w:sz w:val="21"/>
           <w:szCs w:val="21"/>
           <w:highlight w:val="none"/>
         </w:rPr>
@@ -1699,8 +1886,9 @@
       </w:r>
       <w:r>
         <w:rPr>
-          <w:rFonts w:hint="eastAsia" w:ascii="Times New Roman" w:hAnsi="Times New Roman" w:eastAsia="仿宋" w:cs="Times New Roman"/>
-          <w:color w:val="auto"/>
+          <w:rFonts w:hint="eastAsia" w:ascii="仿宋" w:hAnsi="仿宋" w:eastAsia="仿宋" w:cs="Times New Roman"/>
+          <w:color w:val="auto"/>
+          <w:sz w:val="21"/>
           <w:szCs w:val="21"/>
           <w:highlight w:val="none"/>
         </w:rPr>
@@ -1708,8 +1896,9 @@
       </w:r>
       <w:r>
         <w:rPr>
-          <w:rFonts w:ascii="Times New Roman" w:hAnsi="Times New Roman" w:eastAsia="仿宋" w:cs="Times New Roman"/>
-          <w:color w:val="auto"/>
+          <w:rFonts w:ascii="仿宋" w:hAnsi="仿宋" w:eastAsia="仿宋" w:cs="Times New Roman"/>
+          <w:color w:val="auto"/>
+          <w:sz w:val="21"/>
           <w:szCs w:val="21"/>
           <w:highlight w:val="none"/>
         </w:rPr>
@@ -1736,6 +1925,10 @@
         </w:rPr>
       </w:pPr>
       <w:r>
+        <w:rPr>
+          <w:rFonts w:ascii="仿宋" w:hAnsi="仿宋" w:eastAsia="仿宋"/>
+          <w:sz w:val="21"/>
+        </w:rPr>
         <w:t>交货时间：具体发货日期及到货日期以甲方书面通知时间为准，但乙方应确保最迟于{{r deliveryYear }}年{{r deliveryMonth }}月{{r deliveryDay }}日（含）准备好全部设备，并随时可根据甲方要求发货。甲方可根据实际情况，要求乙方一次性或者分批发货。在未收到甲方通知前，乙方不得擅自提前发货，否则甲方有权拒收。</w:t>
       </w:r>
     </w:p>
@@ -1760,8 +1953,9 @@
       </w:pPr>
       <w:r>
         <w:rPr>
-          <w:rFonts w:ascii="Times New Roman" w:hAnsi="Times New Roman" w:eastAsia="仿宋" w:cs="Times New Roman"/>
-          <w:color w:val="auto"/>
+          <w:rFonts w:ascii="仿宋" w:hAnsi="仿宋" w:eastAsia="仿宋" w:cs="Times New Roman"/>
+          <w:color w:val="auto"/>
+          <w:sz w:val="21"/>
           <w:szCs w:val="21"/>
           <w:highlight w:val="none"/>
         </w:rPr>
@@ -1789,8 +1983,9 @@
       </w:pPr>
       <w:r>
         <w:rPr>
-          <w:rFonts w:ascii="Times New Roman" w:hAnsi="Times New Roman" w:eastAsia="仿宋" w:cs="Times New Roman"/>
-          <w:color w:val="auto"/>
+          <w:rFonts w:ascii="仿宋" w:hAnsi="仿宋" w:eastAsia="仿宋" w:cs="Times New Roman"/>
+          <w:color w:val="auto"/>
+          <w:sz w:val="21"/>
           <w:szCs w:val="21"/>
           <w:highlight w:val="none"/>
         </w:rPr>
@@ -1818,8 +2013,9 @@
       </w:pPr>
       <w:r>
         <w:rPr>
-          <w:rFonts w:ascii="Times New Roman" w:hAnsi="Times New Roman" w:eastAsia="仿宋" w:cs="Times New Roman"/>
-          <w:color w:val="auto"/>
+          <w:rFonts w:ascii="仿宋" w:hAnsi="仿宋" w:eastAsia="仿宋" w:cs="Times New Roman"/>
+          <w:color w:val="auto"/>
+          <w:sz w:val="21"/>
           <w:szCs w:val="21"/>
           <w:highlight w:val="none"/>
         </w:rPr>
@@ -1837,7 +2033,9 @@
       </w:pPr>
       <w:r>
         <w:rPr>
-          <w:color w:val="auto"/>
+          <w:rFonts w:ascii="仿宋" w:hAnsi="仿宋" w:eastAsia="仿宋"/>
+          <w:color w:val="auto"/>
+          <w:sz w:val="21"/>
           <w:highlight w:val="none"/>
         </w:rPr>
         <w:t>包装及运输</w:t>
@@ -1885,8 +2083,9 @@
       </w:pPr>
       <w:r>
         <w:rPr>
-          <w:rFonts w:ascii="Times New Roman" w:hAnsi="Times New Roman" w:eastAsia="仿宋" w:cs="Times New Roman"/>
-          <w:color w:val="auto"/>
+          <w:rFonts w:ascii="仿宋" w:hAnsi="仿宋" w:eastAsia="仿宋" w:cs="Times New Roman"/>
+          <w:color w:val="auto"/>
+          <w:sz w:val="21"/>
           <w:szCs w:val="21"/>
           <w:highlight w:val="none"/>
         </w:rPr>
@@ -1894,8 +2093,9 @@
       </w:r>
       <w:r>
         <w:rPr>
-          <w:rFonts w:hint="eastAsia" w:ascii="Times New Roman" w:hAnsi="Times New Roman" w:eastAsia="仿宋" w:cs="Times New Roman"/>
-          <w:color w:val="auto"/>
+          <w:rFonts w:hint="eastAsia" w:ascii="仿宋" w:hAnsi="仿宋" w:eastAsia="仿宋" w:cs="Times New Roman"/>
+          <w:color w:val="auto"/>
+          <w:sz w:val="21"/>
           <w:szCs w:val="21"/>
           <w:highlight w:val="none"/>
         </w:rPr>
@@ -1903,8 +2103,9 @@
       </w:r>
       <w:r>
         <w:rPr>
-          <w:rFonts w:ascii="Times New Roman" w:hAnsi="Times New Roman" w:eastAsia="仿宋" w:cs="Times New Roman"/>
-          <w:color w:val="auto"/>
+          <w:rFonts w:ascii="仿宋" w:hAnsi="仿宋" w:eastAsia="仿宋" w:cs="Times New Roman"/>
+          <w:color w:val="auto"/>
+          <w:sz w:val="21"/>
           <w:szCs w:val="21"/>
           <w:highlight w:val="none"/>
         </w:rPr>
@@ -1932,8 +2133,9 @@
       </w:pPr>
       <w:r>
         <w:rPr>
-          <w:rFonts w:ascii="Times New Roman" w:hAnsi="Times New Roman" w:eastAsia="仿宋" w:cs="Times New Roman"/>
-          <w:color w:val="auto"/>
+          <w:rFonts w:ascii="仿宋" w:hAnsi="仿宋" w:eastAsia="仿宋" w:cs="Times New Roman"/>
+          <w:color w:val="auto"/>
+          <w:sz w:val="21"/>
           <w:szCs w:val="21"/>
           <w:highlight w:val="none"/>
         </w:rPr>
@@ -1961,8 +2163,9 @@
       </w:pPr>
       <w:r>
         <w:rPr>
-          <w:rFonts w:ascii="Times New Roman" w:hAnsi="Times New Roman" w:eastAsia="仿宋" w:cs="Times New Roman"/>
-          <w:color w:val="auto"/>
+          <w:rFonts w:ascii="仿宋" w:hAnsi="仿宋" w:eastAsia="仿宋" w:cs="Times New Roman"/>
+          <w:color w:val="auto"/>
+          <w:sz w:val="21"/>
           <w:szCs w:val="21"/>
           <w:highlight w:val="none"/>
         </w:rPr>
@@ -1990,8 +2193,9 @@
       </w:pPr>
       <w:r>
         <w:rPr>
-          <w:rFonts w:ascii="Times New Roman" w:hAnsi="Times New Roman" w:eastAsia="仿宋" w:cs="Times New Roman"/>
-          <w:color w:val="auto"/>
+          <w:rFonts w:ascii="仿宋" w:hAnsi="仿宋" w:eastAsia="仿宋" w:cs="Times New Roman"/>
+          <w:color w:val="auto"/>
+          <w:sz w:val="21"/>
           <w:szCs w:val="21"/>
           <w:highlight w:val="none"/>
         </w:rPr>
@@ -2009,7 +2213,9 @@
       </w:pPr>
       <w:r>
         <w:rPr>
-          <w:color w:val="auto"/>
+          <w:rFonts w:ascii="仿宋" w:hAnsi="仿宋" w:eastAsia="仿宋"/>
+          <w:color w:val="auto"/>
+          <w:sz w:val="21"/>
           <w:highlight w:val="none"/>
         </w:rPr>
         <w:t>质量标准</w:t>
@@ -2057,8 +2263,9 @@
       </w:pPr>
       <w:r>
         <w:rPr>
-          <w:rFonts w:ascii="Times New Roman" w:hAnsi="Times New Roman" w:eastAsia="仿宋" w:cs="Times New Roman"/>
-          <w:color w:val="auto"/>
+          <w:rFonts w:ascii="仿宋" w:hAnsi="仿宋" w:eastAsia="仿宋" w:cs="Times New Roman"/>
+          <w:color w:val="auto"/>
+          <w:sz w:val="21"/>
           <w:szCs w:val="21"/>
           <w:highlight w:val="none"/>
         </w:rPr>
@@ -2066,8 +2273,9 @@
       </w:r>
       <w:r>
         <w:rPr>
-          <w:rFonts w:hint="eastAsia" w:ascii="Times New Roman" w:hAnsi="Times New Roman" w:eastAsia="仿宋" w:cs="Times New Roman"/>
-          <w:color w:val="auto"/>
+          <w:rFonts w:hint="eastAsia" w:ascii="仿宋" w:hAnsi="仿宋" w:eastAsia="仿宋" w:cs="Times New Roman"/>
+          <w:color w:val="auto"/>
+          <w:sz w:val="21"/>
           <w:szCs w:val="21"/>
           <w:highlight w:val="none"/>
         </w:rPr>
@@ -2075,8 +2283,9 @@
       </w:r>
       <w:r>
         <w:rPr>
-          <w:rFonts w:hint="eastAsia" w:ascii="Times New Roman" w:hAnsi="Times New Roman" w:eastAsia="仿宋" w:cs="Times New Roman"/>
-          <w:color w:val="auto"/>
+          <w:rFonts w:hint="eastAsia" w:ascii="仿宋" w:hAnsi="仿宋" w:eastAsia="仿宋" w:cs="Times New Roman"/>
+          <w:color w:val="auto"/>
+          <w:sz w:val="21"/>
           <w:szCs w:val="21"/>
           <w:highlight w:val="none"/>
           <w:lang w:val="en-US" w:eastAsia="zh-CN"/>
@@ -2085,8 +2294,9 @@
       </w:r>
       <w:r>
         <w:rPr>
-          <w:rFonts w:hint="eastAsia" w:ascii="Times New Roman" w:hAnsi="Times New Roman" w:eastAsia="仿宋" w:cs="Times New Roman"/>
-          <w:color w:val="auto"/>
+          <w:rFonts w:hint="eastAsia" w:ascii="仿宋" w:hAnsi="仿宋" w:eastAsia="仿宋" w:cs="Times New Roman"/>
+          <w:color w:val="auto"/>
+          <w:sz w:val="21"/>
           <w:szCs w:val="21"/>
           <w:highlight w:val="none"/>
           <w:lang w:val="en-US" w:eastAsia="zh-CN"/>
@@ -2095,8 +2305,9 @@
       </w:r>
       <w:r>
         <w:rPr>
-          <w:rFonts w:ascii="Times New Roman" w:hAnsi="Times New Roman" w:eastAsia="仿宋" w:cs="Times New Roman"/>
-          <w:color w:val="auto"/>
+          <w:rFonts w:ascii="仿宋" w:hAnsi="仿宋" w:eastAsia="仿宋" w:cs="Times New Roman"/>
+          <w:color w:val="auto"/>
+          <w:sz w:val="21"/>
           <w:szCs w:val="21"/>
           <w:highlight w:val="none"/>
         </w:rPr>
@@ -2124,8 +2335,9 @@
       </w:pPr>
       <w:r>
         <w:rPr>
-          <w:rFonts w:ascii="Times New Roman" w:hAnsi="Times New Roman" w:eastAsia="仿宋" w:cs="Times New Roman"/>
-          <w:color w:val="auto"/>
+          <w:rFonts w:ascii="仿宋" w:hAnsi="仿宋" w:eastAsia="仿宋" w:cs="Times New Roman"/>
+          <w:color w:val="auto"/>
+          <w:sz w:val="21"/>
           <w:szCs w:val="21"/>
           <w:highlight w:val="none"/>
         </w:rPr>
@@ -2133,8 +2345,9 @@
       </w:r>
       <w:r>
         <w:rPr>
-          <w:rFonts w:hint="eastAsia" w:ascii="Times New Roman" w:hAnsi="Times New Roman" w:eastAsia="仿宋" w:cs="Times New Roman"/>
-          <w:color w:val="auto"/>
+          <w:rFonts w:hint="eastAsia" w:ascii="仿宋" w:hAnsi="仿宋" w:eastAsia="仿宋" w:cs="Times New Roman"/>
+          <w:color w:val="auto"/>
+          <w:sz w:val="21"/>
           <w:szCs w:val="21"/>
           <w:highlight w:val="none"/>
         </w:rPr>
@@ -2142,8 +2355,9 @@
       </w:r>
       <w:r>
         <w:rPr>
-          <w:rFonts w:ascii="Times New Roman" w:hAnsi="Times New Roman" w:eastAsia="仿宋" w:cs="Times New Roman"/>
-          <w:color w:val="auto"/>
+          <w:rFonts w:ascii="仿宋" w:hAnsi="仿宋" w:eastAsia="仿宋" w:cs="Times New Roman"/>
+          <w:color w:val="auto"/>
+          <w:sz w:val="21"/>
           <w:szCs w:val="21"/>
           <w:highlight w:val="none"/>
         </w:rPr>
@@ -2161,7 +2375,9 @@
       </w:pPr>
       <w:r>
         <w:rPr>
-          <w:color w:val="auto"/>
+          <w:rFonts w:ascii="仿宋" w:hAnsi="仿宋" w:eastAsia="仿宋"/>
+          <w:color w:val="auto"/>
+          <w:sz w:val="21"/>
           <w:highlight w:val="none"/>
         </w:rPr>
         <w:t>验收</w:t>
@@ -2209,8 +2425,9 @@
       </w:pPr>
       <w:r>
         <w:rPr>
-          <w:rFonts w:ascii="Times New Roman" w:hAnsi="Times New Roman" w:eastAsia="仿宋" w:cs="Times New Roman"/>
-          <w:color w:val="auto"/>
+          <w:rFonts w:ascii="仿宋" w:hAnsi="仿宋" w:eastAsia="仿宋" w:cs="Times New Roman"/>
+          <w:color w:val="auto"/>
+          <w:sz w:val="21"/>
           <w:szCs w:val="21"/>
           <w:highlight w:val="none"/>
         </w:rPr>
@@ -2218,8 +2435,9 @@
       </w:r>
       <w:r>
         <w:rPr>
-          <w:rFonts w:hint="eastAsia" w:ascii="Times New Roman" w:hAnsi="Times New Roman" w:eastAsia="仿宋" w:cs="Times New Roman"/>
-          <w:color w:val="auto"/>
+          <w:rFonts w:hint="eastAsia" w:ascii="仿宋" w:hAnsi="仿宋" w:eastAsia="仿宋" w:cs="Times New Roman"/>
+          <w:color w:val="auto"/>
+          <w:sz w:val="21"/>
           <w:szCs w:val="21"/>
           <w:highlight w:val="none"/>
         </w:rPr>
@@ -2227,8 +2445,9 @@
       </w:r>
       <w:r>
         <w:rPr>
-          <w:rFonts w:ascii="Times New Roman" w:hAnsi="Times New Roman" w:eastAsia="仿宋" w:cs="Times New Roman"/>
-          <w:color w:val="auto"/>
+          <w:rFonts w:ascii="仿宋" w:hAnsi="仿宋" w:eastAsia="仿宋" w:cs="Times New Roman"/>
+          <w:color w:val="auto"/>
+          <w:sz w:val="21"/>
           <w:szCs w:val="21"/>
           <w:highlight w:val="none"/>
         </w:rPr>
@@ -2236,8 +2455,9 @@
       </w:r>
       <w:r>
         <w:rPr>
-          <w:rFonts w:hint="eastAsia" w:ascii="Times New Roman" w:hAnsi="Times New Roman" w:eastAsia="仿宋" w:cs="Times New Roman"/>
-          <w:color w:val="auto"/>
+          <w:rFonts w:hint="eastAsia" w:ascii="仿宋" w:hAnsi="仿宋" w:eastAsia="仿宋" w:cs="Times New Roman"/>
+          <w:color w:val="auto"/>
+          <w:sz w:val="21"/>
           <w:szCs w:val="21"/>
           <w:highlight w:val="none"/>
         </w:rPr>
@@ -2245,8 +2465,9 @@
       </w:r>
       <w:r>
         <w:rPr>
-          <w:rFonts w:ascii="Times New Roman" w:hAnsi="Times New Roman" w:eastAsia="仿宋" w:cs="Times New Roman"/>
-          <w:color w:val="auto"/>
+          <w:rFonts w:ascii="仿宋" w:hAnsi="仿宋" w:eastAsia="仿宋" w:cs="Times New Roman"/>
+          <w:color w:val="auto"/>
+          <w:sz w:val="21"/>
           <w:szCs w:val="21"/>
           <w:highlight w:val="none"/>
         </w:rPr>
@@ -2274,8 +2495,9 @@
       </w:pPr>
       <w:r>
         <w:rPr>
-          <w:rFonts w:ascii="Times New Roman" w:hAnsi="Times New Roman" w:eastAsia="仿宋" w:cs="Times New Roman"/>
-          <w:color w:val="auto"/>
+          <w:rFonts w:ascii="仿宋" w:hAnsi="仿宋" w:eastAsia="仿宋" w:cs="Times New Roman"/>
+          <w:color w:val="auto"/>
+          <w:sz w:val="21"/>
           <w:szCs w:val="21"/>
           <w:highlight w:val="none"/>
         </w:rPr>
@@ -2283,8 +2505,9 @@
       </w:r>
       <w:r>
         <w:rPr>
-          <w:rFonts w:hint="eastAsia" w:ascii="Times New Roman" w:hAnsi="Times New Roman" w:eastAsia="仿宋" w:cs="Times New Roman"/>
-          <w:color w:val="auto"/>
+          <w:rFonts w:hint="eastAsia" w:ascii="仿宋" w:hAnsi="仿宋" w:eastAsia="仿宋" w:cs="Times New Roman"/>
+          <w:color w:val="auto"/>
+          <w:sz w:val="21"/>
           <w:szCs w:val="21"/>
           <w:highlight w:val="none"/>
         </w:rPr>
@@ -2312,8 +2535,9 @@
       </w:pPr>
       <w:r>
         <w:rPr>
-          <w:rFonts w:ascii="Times New Roman" w:hAnsi="Times New Roman" w:eastAsia="仿宋" w:cs="Times New Roman"/>
-          <w:color w:val="auto"/>
+          <w:rFonts w:ascii="仿宋" w:hAnsi="仿宋" w:eastAsia="仿宋" w:cs="Times New Roman"/>
+          <w:color w:val="auto"/>
+          <w:sz w:val="21"/>
           <w:szCs w:val="21"/>
           <w:highlight w:val="none"/>
         </w:rPr>
@@ -2321,8 +2545,9 @@
       </w:r>
       <w:r>
         <w:rPr>
-          <w:rFonts w:hint="eastAsia" w:ascii="Times New Roman" w:hAnsi="Times New Roman" w:eastAsia="仿宋" w:cs="Times New Roman"/>
-          <w:color w:val="auto"/>
+          <w:rFonts w:hint="eastAsia" w:ascii="仿宋" w:hAnsi="仿宋" w:eastAsia="仿宋" w:cs="Times New Roman"/>
+          <w:color w:val="auto"/>
+          <w:sz w:val="21"/>
           <w:szCs w:val="21"/>
           <w:highlight w:val="none"/>
         </w:rPr>
@@ -2330,8 +2555,9 @@
       </w:r>
       <w:r>
         <w:rPr>
-          <w:rFonts w:ascii="Times New Roman" w:hAnsi="Times New Roman" w:eastAsia="仿宋" w:cs="Times New Roman"/>
-          <w:color w:val="auto"/>
+          <w:rFonts w:ascii="仿宋" w:hAnsi="仿宋" w:eastAsia="仿宋" w:cs="Times New Roman"/>
+          <w:color w:val="auto"/>
+          <w:sz w:val="21"/>
           <w:szCs w:val="21"/>
           <w:highlight w:val="none"/>
         </w:rPr>
@@ -2339,8 +2565,9 @@
       </w:r>
       <w:r>
         <w:rPr>
-          <w:rFonts w:hint="eastAsia" w:ascii="Times New Roman" w:hAnsi="Times New Roman" w:eastAsia="仿宋" w:cs="Times New Roman"/>
-          <w:color w:val="auto"/>
+          <w:rFonts w:hint="eastAsia" w:ascii="仿宋" w:hAnsi="仿宋" w:eastAsia="仿宋" w:cs="Times New Roman"/>
+          <w:color w:val="auto"/>
+          <w:sz w:val="21"/>
           <w:szCs w:val="21"/>
           <w:highlight w:val="none"/>
         </w:rPr>
@@ -2348,8 +2575,9 @@
       </w:r>
       <w:r>
         <w:rPr>
-          <w:rFonts w:ascii="Times New Roman" w:hAnsi="Times New Roman" w:eastAsia="仿宋" w:cs="Times New Roman"/>
-          <w:color w:val="auto"/>
+          <w:rFonts w:ascii="仿宋" w:hAnsi="仿宋" w:eastAsia="仿宋" w:cs="Times New Roman"/>
+          <w:color w:val="auto"/>
+          <w:sz w:val="21"/>
           <w:szCs w:val="21"/>
           <w:highlight w:val="none"/>
         </w:rPr>
@@ -2357,8 +2585,9 @@
       </w:r>
       <w:r>
         <w:rPr>
-          <w:rFonts w:hint="eastAsia" w:ascii="Times New Roman" w:hAnsi="Times New Roman" w:eastAsia="仿宋" w:cs="Times New Roman"/>
-          <w:color w:val="auto"/>
+          <w:rFonts w:hint="eastAsia" w:ascii="仿宋" w:hAnsi="仿宋" w:eastAsia="仿宋" w:cs="Times New Roman"/>
+          <w:color w:val="auto"/>
+          <w:sz w:val="21"/>
           <w:szCs w:val="21"/>
           <w:highlight w:val="none"/>
         </w:rPr>
@@ -2366,8 +2595,9 @@
       </w:r>
       <w:r>
         <w:rPr>
-          <w:rFonts w:ascii="Times New Roman" w:hAnsi="Times New Roman" w:eastAsia="仿宋" w:cs="Times New Roman"/>
-          <w:color w:val="auto"/>
+          <w:rFonts w:ascii="仿宋" w:hAnsi="仿宋" w:eastAsia="仿宋" w:cs="Times New Roman"/>
+          <w:color w:val="auto"/>
+          <w:sz w:val="21"/>
           <w:szCs w:val="21"/>
           <w:highlight w:val="none"/>
         </w:rPr>
@@ -2375,8 +2605,9 @@
       </w:r>
       <w:r>
         <w:rPr>
-          <w:rFonts w:hint="eastAsia" w:ascii="Times New Roman" w:hAnsi="Times New Roman" w:eastAsia="仿宋" w:cs="Times New Roman"/>
-          <w:color w:val="auto"/>
+          <w:rFonts w:hint="eastAsia" w:ascii="仿宋" w:hAnsi="仿宋" w:eastAsia="仿宋" w:cs="Times New Roman"/>
+          <w:color w:val="auto"/>
+          <w:sz w:val="21"/>
           <w:szCs w:val="21"/>
           <w:highlight w:val="none"/>
         </w:rPr>
@@ -2384,8 +2615,9 @@
       </w:r>
       <w:r>
         <w:rPr>
-          <w:rFonts w:ascii="Times New Roman" w:hAnsi="Times New Roman" w:eastAsia="仿宋" w:cs="Times New Roman"/>
-          <w:color w:val="auto"/>
+          <w:rFonts w:ascii="仿宋" w:hAnsi="仿宋" w:eastAsia="仿宋" w:cs="Times New Roman"/>
+          <w:color w:val="auto"/>
+          <w:sz w:val="21"/>
           <w:szCs w:val="21"/>
           <w:highlight w:val="none"/>
         </w:rPr>
@@ -2393,8 +2625,9 @@
       </w:r>
       <w:r>
         <w:rPr>
-          <w:rFonts w:hint="eastAsia" w:ascii="Times New Roman" w:hAnsi="Times New Roman" w:eastAsia="仿宋" w:cs="Times New Roman"/>
-          <w:color w:val="auto"/>
+          <w:rFonts w:hint="eastAsia" w:ascii="仿宋" w:hAnsi="仿宋" w:eastAsia="仿宋" w:cs="Times New Roman"/>
+          <w:color w:val="auto"/>
+          <w:sz w:val="21"/>
           <w:szCs w:val="21"/>
           <w:highlight w:val="none"/>
         </w:rPr>
@@ -2402,8 +2635,9 @@
       </w:r>
       <w:r>
         <w:rPr>
-          <w:rFonts w:ascii="Times New Roman" w:hAnsi="Times New Roman" w:eastAsia="仿宋" w:cs="Times New Roman"/>
-          <w:color w:val="auto"/>
+          <w:rFonts w:ascii="仿宋" w:hAnsi="仿宋" w:eastAsia="仿宋" w:cs="Times New Roman"/>
+          <w:color w:val="auto"/>
+          <w:sz w:val="21"/>
           <w:szCs w:val="21"/>
           <w:highlight w:val="none"/>
         </w:rPr>
@@ -2411,8 +2645,9 @@
       </w:r>
       <w:r>
         <w:rPr>
-          <w:rFonts w:hint="eastAsia" w:ascii="Times New Roman" w:hAnsi="Times New Roman" w:eastAsia="仿宋" w:cs="Times New Roman"/>
-          <w:color w:val="auto"/>
+          <w:rFonts w:hint="eastAsia" w:ascii="仿宋" w:hAnsi="仿宋" w:eastAsia="仿宋" w:cs="Times New Roman"/>
+          <w:color w:val="auto"/>
+          <w:sz w:val="21"/>
           <w:szCs w:val="21"/>
           <w:highlight w:val="none"/>
         </w:rPr>
@@ -2420,8 +2655,9 @@
       </w:r>
       <w:r>
         <w:rPr>
-          <w:rFonts w:ascii="Times New Roman" w:hAnsi="Times New Roman" w:eastAsia="仿宋" w:cs="Times New Roman"/>
-          <w:color w:val="auto"/>
+          <w:rFonts w:ascii="仿宋" w:hAnsi="仿宋" w:eastAsia="仿宋" w:cs="Times New Roman"/>
+          <w:color w:val="auto"/>
+          <w:sz w:val="21"/>
           <w:szCs w:val="21"/>
           <w:highlight w:val="none"/>
         </w:rPr>
@@ -2429,8 +2665,9 @@
       </w:r>
       <w:r>
         <w:rPr>
-          <w:rFonts w:hint="eastAsia" w:ascii="Times New Roman" w:hAnsi="Times New Roman" w:eastAsia="仿宋" w:cs="Times New Roman"/>
-          <w:color w:val="auto"/>
+          <w:rFonts w:hint="eastAsia" w:ascii="仿宋" w:hAnsi="仿宋" w:eastAsia="仿宋" w:cs="Times New Roman"/>
+          <w:color w:val="auto"/>
+          <w:sz w:val="21"/>
           <w:szCs w:val="21"/>
           <w:highlight w:val="none"/>
         </w:rPr>
@@ -2438,8 +2675,9 @@
       </w:r>
       <w:r>
         <w:rPr>
-          <w:rFonts w:ascii="Times New Roman" w:hAnsi="Times New Roman" w:eastAsia="仿宋" w:cs="Times New Roman"/>
-          <w:color w:val="auto"/>
+          <w:rFonts w:ascii="仿宋" w:hAnsi="仿宋" w:eastAsia="仿宋" w:cs="Times New Roman"/>
+          <w:color w:val="auto"/>
+          <w:sz w:val="21"/>
           <w:szCs w:val="21"/>
           <w:highlight w:val="none"/>
         </w:rPr>
@@ -2457,7 +2695,9 @@
       </w:pPr>
       <w:r>
         <w:rPr>
-          <w:color w:val="auto"/>
+          <w:rFonts w:ascii="仿宋" w:hAnsi="仿宋" w:eastAsia="仿宋"/>
+          <w:color w:val="auto"/>
+          <w:sz w:val="21"/>
           <w:highlight w:val="none"/>
         </w:rPr>
         <w:t>质保及售后</w:t>
@@ -2504,6 +2744,10 @@
         </w:rPr>
       </w:pPr>
       <w:r>
+        <w:rPr>
+          <w:rFonts w:ascii="仿宋" w:hAnsi="仿宋" w:eastAsia="仿宋"/>
+          <w:sz w:val="21"/>
+        </w:rPr>
         <w:t>货到现场起计质保，质保期{{r warrantyMonths }}个月。在质保期内出现属乙方设备的质量问题（包括但不限于设计、制造、工艺、配套件的缺陷等而造成的任何设备质量问题或故障），乙方必须自接到甲方维修通知后8小时内进行响应并详细了解设备故障且提出解决方案。若甲方要求乙方到现场处理的，则乙方应在收到甲方通知后48小时内派人到现场提供免费维修（设备备品备件、零部件、人工费等一切费用均免费）并在甲方要求的合理期限内维修完成。乙方怠于维修或者未在甲方要求的合理期限内维修完成的，甲方有权委托第三方进行维修，由此产生的一切费用均由乙方承担，甲方有权从质保金中直接扣除。质保金扣除后，乙方应在收到甲方通知之日起3日内补足质保金。质保期外乙方按照成本价格收取维修费用。</w:t>
       </w:r>
     </w:p>
@@ -2528,8 +2772,9 @@
       </w:pPr>
       <w:r>
         <w:rPr>
-          <w:rFonts w:ascii="Times New Roman" w:hAnsi="Times New Roman" w:eastAsia="仿宋" w:cs="Times New Roman"/>
-          <w:color w:val="auto"/>
+          <w:rFonts w:ascii="仿宋" w:hAnsi="仿宋" w:eastAsia="仿宋" w:cs="Times New Roman"/>
+          <w:color w:val="auto"/>
+          <w:sz w:val="21"/>
           <w:szCs w:val="21"/>
           <w:highlight w:val="none"/>
         </w:rPr>
@@ -2537,8 +2782,9 @@
       </w:r>
       <w:r>
         <w:rPr>
-          <w:rFonts w:hint="eastAsia" w:ascii="Times New Roman" w:hAnsi="Times New Roman" w:eastAsia="仿宋" w:cs="Times New Roman"/>
-          <w:color w:val="auto"/>
+          <w:rFonts w:hint="eastAsia" w:ascii="仿宋" w:hAnsi="仿宋" w:eastAsia="仿宋" w:cs="Times New Roman"/>
+          <w:color w:val="auto"/>
+          <w:sz w:val="21"/>
           <w:szCs w:val="21"/>
           <w:highlight w:val="none"/>
         </w:rPr>
@@ -2546,8 +2792,9 @@
       </w:r>
       <w:r>
         <w:rPr>
-          <w:rFonts w:ascii="Times New Roman" w:hAnsi="Times New Roman" w:eastAsia="仿宋" w:cs="Times New Roman"/>
-          <w:color w:val="auto"/>
+          <w:rFonts w:ascii="仿宋" w:hAnsi="仿宋" w:eastAsia="仿宋" w:cs="Times New Roman"/>
+          <w:color w:val="auto"/>
+          <w:sz w:val="21"/>
           <w:szCs w:val="21"/>
           <w:highlight w:val="none"/>
         </w:rPr>
@@ -2555,8 +2802,9 @@
       </w:r>
       <w:r>
         <w:rPr>
-          <w:rFonts w:hint="eastAsia" w:ascii="Times New Roman" w:hAnsi="Times New Roman" w:eastAsia="仿宋" w:cs="Times New Roman"/>
-          <w:color w:val="auto"/>
+          <w:rFonts w:hint="eastAsia" w:ascii="仿宋" w:hAnsi="仿宋" w:eastAsia="仿宋" w:cs="Times New Roman"/>
+          <w:color w:val="auto"/>
+          <w:sz w:val="21"/>
           <w:szCs w:val="21"/>
           <w:highlight w:val="none"/>
           <w:lang w:val="en-US" w:eastAsia="zh-CN"/>
@@ -2565,8 +2813,9 @@
       </w:r>
       <w:r>
         <w:rPr>
-          <w:rFonts w:ascii="Times New Roman" w:hAnsi="Times New Roman" w:eastAsia="仿宋" w:cs="Times New Roman"/>
-          <w:color w:val="auto"/>
+          <w:rFonts w:ascii="仿宋" w:hAnsi="仿宋" w:eastAsia="仿宋" w:cs="Times New Roman"/>
+          <w:color w:val="auto"/>
+          <w:sz w:val="21"/>
           <w:szCs w:val="21"/>
           <w:highlight w:val="none"/>
         </w:rPr>
@@ -2584,7 +2833,9 @@
       </w:pPr>
       <w:r>
         <w:rPr>
-          <w:color w:val="auto"/>
+          <w:rFonts w:ascii="仿宋" w:hAnsi="仿宋" w:eastAsia="仿宋"/>
+          <w:color w:val="auto"/>
+          <w:sz w:val="21"/>
           <w:highlight w:val="none"/>
         </w:rPr>
         <w:t>付款期限与方式</w:t>
@@ -2632,8 +2883,9 @@
       </w:pPr>
       <w:r>
         <w:rPr>
-          <w:rFonts w:ascii="Times New Roman" w:hAnsi="Times New Roman" w:eastAsia="仿宋" w:cs="Times New Roman"/>
-          <w:color w:val="auto"/>
+          <w:rFonts w:ascii="仿宋" w:hAnsi="仿宋" w:eastAsia="仿宋" w:cs="Times New Roman"/>
+          <w:color w:val="auto"/>
+          <w:sz w:val="21"/>
           <w:szCs w:val="21"/>
           <w:highlight w:val="none"/>
         </w:rPr>
@@ -2674,6 +2926,10 @@
         </w:rPr>
       </w:pPr>
       <w:r>
+        <w:rPr>
+          <w:rFonts w:ascii="仿宋" w:hAnsi="仿宋" w:eastAsia="仿宋"/>
+          <w:sz w:val="21"/>
+        </w:rPr>
         <w:t>预付款：合同总价的{{r advancePaymentRate }}%。</w:t>
       </w:r>
     </w:p>
@@ -2711,6 +2967,10 @@
         </w:rPr>
       </w:pPr>
       <w:r>
+        <w:rPr>
+          <w:rFonts w:ascii="仿宋" w:hAnsi="仿宋" w:eastAsia="仿宋"/>
+          <w:sz w:val="21"/>
+        </w:rPr>
         <w:t>发货款：本合同项下设备经甲方确认满足发货条件后支付合同总价的{{r deliveryPaymentRate }}%，乙方应于付款后3日内将全部设备发运并按本合同约定将相关运输物流信息通知甲方。</w:t>
       </w:r>
     </w:p>
@@ -2749,6 +3009,10 @@
         </w:rPr>
       </w:pPr>
       <w:r>
+        <w:rPr>
+          <w:rFonts w:ascii="仿宋" w:hAnsi="仿宋" w:eastAsia="仿宋"/>
+          <w:sz w:val="21"/>
+        </w:rPr>
         <w:t>验收款：本合同项下所有设备（含增补项）安装、调试完成，经质量、性能验收合格并稳定运行2个月后，甲方向乙方支付合同总价的{{r acceptancePaymentRate }}%。申请付款前，如需要厂家到场调试，乙方需提供调试记录等过程资料及甲方盖章的《验收单》，如不需要厂家到场调试，则以验收单或系统单机调试或到场后6个月，视为验收通过。验收款支付不免除乙方相应责任。</w:t>
       </w:r>
     </w:p>
@@ -2773,8 +3037,9 @@
       </w:pPr>
       <w:r>
         <w:rPr>
-          <w:rFonts w:hint="eastAsia" w:ascii="Times New Roman" w:hAnsi="Times New Roman" w:eastAsia="仿宋" w:cs="Times New Roman"/>
-          <w:color w:val="auto"/>
+          <w:rFonts w:hint="eastAsia" w:ascii="仿宋" w:hAnsi="仿宋" w:eastAsia="仿宋" w:cs="Times New Roman"/>
+          <w:color w:val="auto"/>
+          <w:sz w:val="21"/>
           <w:szCs w:val="21"/>
           <w:highlight w:val="none"/>
         </w:rPr>
@@ -2816,8 +3081,9 @@
       </w:pPr>
       <w:r>
         <w:rPr>
-          <w:rFonts w:hint="eastAsia" w:ascii="Times New Roman" w:hAnsi="Times New Roman" w:eastAsia="仿宋" w:cs="Times New Roman"/>
-          <w:color w:val="auto"/>
+          <w:rFonts w:hint="eastAsia" w:ascii="仿宋" w:hAnsi="仿宋" w:eastAsia="仿宋" w:cs="Times New Roman"/>
+          <w:color w:val="auto"/>
+          <w:sz w:val="21"/>
           <w:szCs w:val="21"/>
           <w:highlight w:val="none"/>
         </w:rPr>
@@ -2861,8 +3127,9 @@
       <w:bookmarkEnd w:id="3"/>
       <w:r>
         <w:rPr>
-          <w:rFonts w:hint="eastAsia" w:ascii="Times New Roman" w:hAnsi="Times New Roman" w:eastAsia="仿宋" w:cs="Times New Roman"/>
-          <w:color w:val="auto"/>
+          <w:rFonts w:hint="eastAsia" w:ascii="仿宋" w:hAnsi="仿宋" w:eastAsia="仿宋" w:cs="Times New Roman"/>
+          <w:color w:val="auto"/>
+          <w:sz w:val="21"/>
           <w:szCs w:val="21"/>
           <w:highlight w:val="none"/>
           <w:lang w:eastAsia="zh-CN"/>
@@ -2871,8 +3138,9 @@
       </w:r>
       <w:r>
         <w:rPr>
-          <w:rFonts w:hint="eastAsia" w:ascii="Times New Roman" w:hAnsi="Times New Roman" w:eastAsia="仿宋" w:cs="Times New Roman"/>
-          <w:color w:val="auto"/>
+          <w:rFonts w:hint="eastAsia" w:ascii="仿宋" w:hAnsi="仿宋" w:eastAsia="仿宋" w:cs="Times New Roman"/>
+          <w:color w:val="auto"/>
+          <w:sz w:val="21"/>
           <w:szCs w:val="21"/>
           <w:highlight w:val="none"/>
         </w:rPr>
@@ -2900,8 +3168,9 @@
       </w:pPr>
       <w:r>
         <w:rPr>
-          <w:rFonts w:ascii="Times New Roman" w:hAnsi="Times New Roman" w:eastAsia="仿宋" w:cs="Times New Roman"/>
-          <w:color w:val="auto"/>
+          <w:rFonts w:ascii="仿宋" w:hAnsi="仿宋" w:eastAsia="仿宋" w:cs="Times New Roman"/>
+          <w:color w:val="auto"/>
+          <w:sz w:val="21"/>
           <w:szCs w:val="21"/>
           <w:highlight w:val="none"/>
         </w:rPr>
@@ -2928,6 +3197,10 @@
         </w:rPr>
       </w:pPr>
       <w:r>
+        <w:rPr>
+          <w:rFonts w:ascii="仿宋" w:hAnsi="仿宋" w:eastAsia="仿宋"/>
+          <w:sz w:val="21"/>
+        </w:rPr>
         <w:t>乙方应在发货后3天内向甲方开具全额正规的{{r taxRate }}%增值税专用发票，否则甲方有权拒绝支付相应费用。若乙方提供不符合要求的发票（如虚开发票、假发票等），甲方将暂停支付全部应付款项，并要求乙方重新提供合格发票，因乙方发票问题造成的甲方损失均由乙方承担。如因此导致甲方被税务部门等行政机关处罚的，乙方另需支付合同金额50%的惩罚性违约金。</w:t>
       </w:r>
     </w:p>
@@ -2942,7 +3215,9 @@
       </w:pPr>
       <w:r>
         <w:rPr>
-          <w:color w:val="auto"/>
+          <w:rFonts w:ascii="仿宋" w:hAnsi="仿宋" w:eastAsia="仿宋"/>
+          <w:color w:val="auto"/>
+          <w:sz w:val="21"/>
           <w:highlight w:val="none"/>
         </w:rPr>
         <w:t>双方的权利和义务</w:t>
@@ -2990,8 +3265,9 @@
       </w:pPr>
       <w:r>
         <w:rPr>
-          <w:rFonts w:ascii="Times New Roman" w:hAnsi="Times New Roman" w:eastAsia="仿宋" w:cs="Times New Roman"/>
-          <w:color w:val="auto"/>
+          <w:rFonts w:ascii="仿宋" w:hAnsi="仿宋" w:eastAsia="仿宋" w:cs="Times New Roman"/>
+          <w:color w:val="auto"/>
+          <w:sz w:val="21"/>
           <w:szCs w:val="21"/>
           <w:highlight w:val="none"/>
         </w:rPr>
@@ -3019,8 +3295,9 @@
       </w:pPr>
       <w:r>
         <w:rPr>
-          <w:rFonts w:ascii="Times New Roman" w:hAnsi="Times New Roman" w:eastAsia="仿宋" w:cs="Times New Roman"/>
-          <w:color w:val="auto"/>
+          <w:rFonts w:ascii="仿宋" w:hAnsi="仿宋" w:eastAsia="仿宋" w:cs="Times New Roman"/>
+          <w:color w:val="auto"/>
+          <w:sz w:val="21"/>
           <w:szCs w:val="21"/>
           <w:highlight w:val="none"/>
         </w:rPr>
@@ -3048,8 +3325,9 @@
       </w:pPr>
       <w:r>
         <w:rPr>
-          <w:rFonts w:ascii="Times New Roman" w:hAnsi="Times New Roman" w:eastAsia="仿宋" w:cs="Times New Roman"/>
-          <w:color w:val="auto"/>
+          <w:rFonts w:ascii="仿宋" w:hAnsi="仿宋" w:eastAsia="仿宋" w:cs="Times New Roman"/>
+          <w:color w:val="auto"/>
+          <w:sz w:val="21"/>
           <w:szCs w:val="21"/>
           <w:highlight w:val="none"/>
         </w:rPr>
@@ -3057,8 +3335,9 @@
       </w:r>
       <w:r>
         <w:rPr>
-          <w:rFonts w:hint="eastAsia" w:ascii="Times New Roman" w:hAnsi="Times New Roman" w:eastAsia="仿宋" w:cs="Times New Roman"/>
-          <w:color w:val="auto"/>
+          <w:rFonts w:hint="eastAsia" w:ascii="仿宋" w:hAnsi="仿宋" w:eastAsia="仿宋" w:cs="Times New Roman"/>
+          <w:color w:val="auto"/>
+          <w:sz w:val="21"/>
           <w:szCs w:val="21"/>
           <w:highlight w:val="none"/>
         </w:rPr>
@@ -3066,8 +3345,9 @@
       </w:r>
       <w:r>
         <w:rPr>
-          <w:rFonts w:ascii="Times New Roman" w:hAnsi="Times New Roman" w:eastAsia="仿宋" w:cs="Times New Roman"/>
-          <w:color w:val="auto"/>
+          <w:rFonts w:ascii="仿宋" w:hAnsi="仿宋" w:eastAsia="仿宋" w:cs="Times New Roman"/>
+          <w:color w:val="auto"/>
+          <w:sz w:val="21"/>
           <w:szCs w:val="21"/>
           <w:highlight w:val="none"/>
         </w:rPr>
@@ -3095,8 +3375,9 @@
       </w:pPr>
       <w:r>
         <w:rPr>
-          <w:rFonts w:ascii="Times New Roman" w:hAnsi="Times New Roman" w:eastAsia="仿宋" w:cs="Times New Roman"/>
-          <w:color w:val="auto"/>
+          <w:rFonts w:ascii="仿宋" w:hAnsi="仿宋" w:eastAsia="仿宋" w:cs="Times New Roman"/>
+          <w:color w:val="auto"/>
+          <w:sz w:val="21"/>
           <w:szCs w:val="21"/>
           <w:highlight w:val="none"/>
         </w:rPr>
@@ -3123,6 +3404,10 @@
         </w:rPr>
       </w:pPr>
       <w:r>
+        <w:rPr>
+          <w:rFonts w:ascii="仿宋" w:hAnsi="仿宋" w:eastAsia="仿宋"/>
+          <w:sz w:val="21"/>
+        </w:rPr>
         <w:t>乙方指派{{r supplierRepresentativeName }}（身份证号码：{{r supplierRepresentativeIdNo }}、联系电话{{r supplierRepresentativePhone }}、联系地址{{r supplierRepresentativeAddress }}、邮箱{{r supplierRepresentativeEmail }}）为乙方代表（下称“乙方代表人”），全面负责本合同的履行、沟通、协调事宜，其所签署的文件即为乙方的真实意思表示，乙方均予以认可。</w:t>
       </w:r>
     </w:p>
@@ -3147,8 +3432,9 @@
       </w:pPr>
       <w:r>
         <w:rPr>
-          <w:rFonts w:ascii="Times New Roman" w:hAnsi="Times New Roman" w:eastAsia="仿宋" w:cs="Times New Roman"/>
-          <w:color w:val="auto"/>
+          <w:rFonts w:ascii="仿宋" w:hAnsi="仿宋" w:eastAsia="仿宋" w:cs="Times New Roman"/>
+          <w:color w:val="auto"/>
+          <w:sz w:val="21"/>
           <w:szCs w:val="21"/>
           <w:highlight w:val="none"/>
         </w:rPr>
@@ -3176,8 +3462,9 @@
       </w:pPr>
       <w:r>
         <w:rPr>
-          <w:rFonts w:ascii="Times New Roman" w:hAnsi="Times New Roman" w:eastAsia="仿宋" w:cs="Times New Roman"/>
-          <w:color w:val="auto"/>
+          <w:rFonts w:ascii="仿宋" w:hAnsi="仿宋" w:eastAsia="仿宋" w:cs="Times New Roman"/>
+          <w:color w:val="auto"/>
+          <w:sz w:val="21"/>
           <w:szCs w:val="21"/>
           <w:highlight w:val="none"/>
         </w:rPr>
@@ -3205,8 +3492,9 @@
       </w:pPr>
       <w:r>
         <w:rPr>
-          <w:rFonts w:ascii="Times New Roman" w:hAnsi="Times New Roman" w:eastAsia="仿宋" w:cs="Times New Roman"/>
-          <w:color w:val="auto"/>
+          <w:rFonts w:ascii="仿宋" w:hAnsi="仿宋" w:eastAsia="仿宋" w:cs="Times New Roman"/>
+          <w:color w:val="auto"/>
+          <w:sz w:val="21"/>
           <w:szCs w:val="21"/>
           <w:highlight w:val="none"/>
         </w:rPr>
@@ -3214,8 +3502,9 @@
       </w:r>
       <w:r>
         <w:rPr>
-          <w:rFonts w:hint="eastAsia" w:ascii="Times New Roman" w:hAnsi="Times New Roman" w:eastAsia="仿宋" w:cs="Times New Roman"/>
-          <w:color w:val="auto"/>
+          <w:rFonts w:hint="eastAsia" w:ascii="仿宋" w:hAnsi="仿宋" w:eastAsia="仿宋" w:cs="Times New Roman"/>
+          <w:color w:val="auto"/>
+          <w:sz w:val="21"/>
           <w:szCs w:val="21"/>
           <w:highlight w:val="none"/>
         </w:rPr>
@@ -3223,8 +3512,9 @@
       </w:r>
       <w:r>
         <w:rPr>
-          <w:rFonts w:ascii="Times New Roman" w:hAnsi="Times New Roman" w:eastAsia="仿宋" w:cs="Times New Roman"/>
-          <w:color w:val="auto"/>
+          <w:rFonts w:ascii="仿宋" w:hAnsi="仿宋" w:eastAsia="仿宋" w:cs="Times New Roman"/>
+          <w:color w:val="auto"/>
+          <w:sz w:val="21"/>
           <w:szCs w:val="21"/>
           <w:highlight w:val="none"/>
         </w:rPr>
@@ -3232,8 +3522,9 @@
       </w:r>
       <w:r>
         <w:rPr>
-          <w:rFonts w:hint="eastAsia" w:ascii="Times New Roman" w:hAnsi="Times New Roman" w:eastAsia="仿宋" w:cs="Times New Roman"/>
-          <w:color w:val="auto"/>
+          <w:rFonts w:hint="eastAsia" w:ascii="仿宋" w:hAnsi="仿宋" w:eastAsia="仿宋" w:cs="Times New Roman"/>
+          <w:color w:val="auto"/>
+          <w:sz w:val="21"/>
           <w:szCs w:val="21"/>
           <w:highlight w:val="none"/>
         </w:rPr>
@@ -3251,7 +3542,9 @@
       </w:pPr>
       <w:r>
         <w:rPr>
-          <w:color w:val="auto"/>
+          <w:rFonts w:ascii="仿宋" w:hAnsi="仿宋" w:eastAsia="仿宋"/>
+          <w:color w:val="auto"/>
+          <w:sz w:val="21"/>
           <w:highlight w:val="none"/>
         </w:rPr>
         <w:t>违约责任</w:t>
@@ -3299,8 +3592,9 @@
       </w:pPr>
       <w:r>
         <w:rPr>
-          <w:rFonts w:ascii="Times New Roman" w:hAnsi="Times New Roman" w:eastAsia="仿宋" w:cs="Times New Roman"/>
-          <w:color w:val="auto"/>
+          <w:rFonts w:ascii="仿宋" w:hAnsi="仿宋" w:eastAsia="仿宋" w:cs="Times New Roman"/>
+          <w:color w:val="auto"/>
+          <w:sz w:val="21"/>
           <w:szCs w:val="21"/>
           <w:highlight w:val="none"/>
         </w:rPr>
@@ -3308,8 +3602,9 @@
       </w:r>
       <w:r>
         <w:rPr>
-          <w:rFonts w:hint="eastAsia" w:eastAsia="仿宋" w:cs="Times New Roman"/>
-          <w:color w:val="auto"/>
+          <w:rFonts w:hint="eastAsia" w:eastAsia="仿宋" w:cs="Times New Roman" w:ascii="仿宋" w:hAnsi="仿宋"/>
+          <w:color w:val="auto"/>
+          <w:sz w:val="21"/>
           <w:szCs w:val="21"/>
           <w:highlight w:val="none"/>
           <w:lang w:val="en-US" w:eastAsia="zh-CN"/>
@@ -3318,8 +3613,9 @@
       </w:r>
       <w:r>
         <w:rPr>
-          <w:rFonts w:ascii="Times New Roman" w:hAnsi="Times New Roman" w:eastAsia="仿宋" w:cs="Times New Roman"/>
-          <w:color w:val="auto"/>
+          <w:rFonts w:ascii="仿宋" w:hAnsi="仿宋" w:eastAsia="仿宋" w:cs="Times New Roman"/>
+          <w:color w:val="auto"/>
+          <w:sz w:val="21"/>
           <w:szCs w:val="21"/>
           <w:highlight w:val="none"/>
         </w:rPr>
@@ -3327,8 +3623,9 @@
       </w:r>
       <w:r>
         <w:rPr>
-          <w:rFonts w:hint="eastAsia" w:ascii="Times New Roman" w:hAnsi="Times New Roman" w:eastAsia="仿宋" w:cs="Times New Roman"/>
-          <w:color w:val="auto"/>
+          <w:rFonts w:hint="eastAsia" w:ascii="仿宋" w:hAnsi="仿宋" w:eastAsia="仿宋" w:cs="Times New Roman"/>
+          <w:color w:val="auto"/>
+          <w:sz w:val="21"/>
           <w:szCs w:val="21"/>
           <w:highlight w:val="none"/>
         </w:rPr>
@@ -3336,8 +3633,9 @@
       </w:r>
       <w:r>
         <w:rPr>
-          <w:rFonts w:ascii="Times New Roman" w:hAnsi="Times New Roman" w:eastAsia="仿宋" w:cs="Times New Roman"/>
-          <w:color w:val="auto"/>
+          <w:rFonts w:ascii="仿宋" w:hAnsi="仿宋" w:eastAsia="仿宋" w:cs="Times New Roman"/>
+          <w:color w:val="auto"/>
+          <w:sz w:val="21"/>
           <w:szCs w:val="21"/>
           <w:highlight w:val="none"/>
         </w:rPr>
@@ -3346,8 +3644,9 @@
       <w:bookmarkStart w:id="1" w:name="OLE_LINK20"/>
       <w:r>
         <w:rPr>
-          <w:rFonts w:ascii="Times New Roman" w:hAnsi="Times New Roman" w:eastAsia="仿宋" w:cs="Times New Roman"/>
-          <w:color w:val="auto"/>
+          <w:rFonts w:ascii="仿宋" w:hAnsi="仿宋" w:eastAsia="仿宋" w:cs="Times New Roman"/>
+          <w:color w:val="auto"/>
+          <w:sz w:val="21"/>
           <w:szCs w:val="21"/>
           <w:highlight w:val="none"/>
         </w:rPr>
@@ -3355,8 +3654,9 @@
       </w:r>
       <w:r>
         <w:rPr>
-          <w:rFonts w:hint="eastAsia" w:ascii="Times New Roman" w:hAnsi="Times New Roman" w:eastAsia="仿宋" w:cs="Times New Roman"/>
-          <w:color w:val="auto"/>
+          <w:rFonts w:hint="eastAsia" w:ascii="仿宋" w:hAnsi="仿宋" w:eastAsia="仿宋" w:cs="Times New Roman"/>
+          <w:color w:val="auto"/>
+          <w:sz w:val="21"/>
           <w:szCs w:val="21"/>
           <w:highlight w:val="none"/>
         </w:rPr>
@@ -3364,8 +3664,9 @@
       </w:r>
       <w:r>
         <w:rPr>
-          <w:rFonts w:ascii="Times New Roman" w:hAnsi="Times New Roman" w:eastAsia="仿宋" w:cs="Times New Roman"/>
-          <w:color w:val="auto"/>
+          <w:rFonts w:ascii="仿宋" w:hAnsi="仿宋" w:eastAsia="仿宋" w:cs="Times New Roman"/>
+          <w:color w:val="auto"/>
+          <w:sz w:val="21"/>
           <w:szCs w:val="21"/>
           <w:highlight w:val="none"/>
         </w:rPr>
@@ -3374,8 +3675,9 @@
       <w:bookmarkEnd w:id="1"/>
       <w:r>
         <w:rPr>
-          <w:rFonts w:ascii="Times New Roman" w:hAnsi="Times New Roman" w:eastAsia="仿宋" w:cs="Times New Roman"/>
-          <w:color w:val="auto"/>
+          <w:rFonts w:ascii="仿宋" w:hAnsi="仿宋" w:eastAsia="仿宋" w:cs="Times New Roman"/>
+          <w:color w:val="auto"/>
+          <w:sz w:val="21"/>
           <w:szCs w:val="21"/>
           <w:highlight w:val="none"/>
         </w:rPr>
@@ -3403,8 +3705,9 @@
       </w:pPr>
       <w:r>
         <w:rPr>
-          <w:rFonts w:hint="eastAsia" w:ascii="Times New Roman" w:hAnsi="Times New Roman" w:eastAsia="仿宋" w:cs="Times New Roman"/>
-          <w:color w:val="auto"/>
+          <w:rFonts w:hint="eastAsia" w:ascii="仿宋" w:hAnsi="仿宋" w:eastAsia="仿宋" w:cs="Times New Roman"/>
+          <w:color w:val="auto"/>
+          <w:sz w:val="21"/>
           <w:szCs w:val="21"/>
           <w:highlight w:val="none"/>
         </w:rPr>
@@ -3432,8 +3735,9 @@
       </w:pPr>
       <w:r>
         <w:rPr>
-          <w:rFonts w:ascii="Times New Roman" w:hAnsi="Times New Roman" w:eastAsia="仿宋" w:cs="Times New Roman"/>
-          <w:color w:val="auto"/>
+          <w:rFonts w:ascii="仿宋" w:hAnsi="仿宋" w:eastAsia="仿宋" w:cs="Times New Roman"/>
+          <w:color w:val="auto"/>
+          <w:sz w:val="21"/>
           <w:szCs w:val="21"/>
           <w:highlight w:val="none"/>
         </w:rPr>
@@ -3451,7 +3755,9 @@
       </w:pPr>
       <w:r>
         <w:rPr>
-          <w:color w:val="auto"/>
+          <w:rFonts w:ascii="仿宋" w:hAnsi="仿宋" w:eastAsia="仿宋"/>
+          <w:color w:val="auto"/>
+          <w:sz w:val="21"/>
           <w:highlight w:val="none"/>
         </w:rPr>
         <w:t>保密条款</w:t>
@@ -3499,8 +3805,9 @@
       </w:pPr>
       <w:r>
         <w:rPr>
-          <w:rFonts w:ascii="Times New Roman" w:hAnsi="Times New Roman" w:eastAsia="仿宋" w:cs="Times New Roman"/>
-          <w:color w:val="auto"/>
+          <w:rFonts w:ascii="仿宋" w:hAnsi="仿宋" w:eastAsia="仿宋" w:cs="Times New Roman"/>
+          <w:color w:val="auto"/>
+          <w:sz w:val="21"/>
           <w:szCs w:val="21"/>
           <w:highlight w:val="none"/>
         </w:rPr>
@@ -3508,8 +3815,9 @@
       </w:r>
       <w:r>
         <w:rPr>
-          <w:rFonts w:hint="eastAsia" w:ascii="Times New Roman" w:hAnsi="Times New Roman" w:eastAsia="仿宋" w:cs="Times New Roman"/>
-          <w:color w:val="auto"/>
+          <w:rFonts w:hint="eastAsia" w:ascii="仿宋" w:hAnsi="仿宋" w:eastAsia="仿宋" w:cs="Times New Roman"/>
+          <w:color w:val="auto"/>
+          <w:sz w:val="21"/>
           <w:szCs w:val="21"/>
           <w:highlight w:val="none"/>
         </w:rPr>
@@ -3517,8 +3825,9 @@
       </w:r>
       <w:r>
         <w:rPr>
-          <w:rFonts w:ascii="Times New Roman" w:hAnsi="Times New Roman" w:eastAsia="仿宋" w:cs="Times New Roman"/>
-          <w:color w:val="auto"/>
+          <w:rFonts w:ascii="仿宋" w:hAnsi="仿宋" w:eastAsia="仿宋" w:cs="Times New Roman"/>
+          <w:color w:val="auto"/>
+          <w:sz w:val="21"/>
           <w:szCs w:val="21"/>
           <w:highlight w:val="none"/>
         </w:rPr>
@@ -3526,8 +3835,9 @@
       </w:r>
       <w:r>
         <w:rPr>
-          <w:rFonts w:hint="eastAsia" w:ascii="Times New Roman" w:hAnsi="Times New Roman" w:eastAsia="仿宋" w:cs="Times New Roman"/>
-          <w:color w:val="auto"/>
+          <w:rFonts w:hint="eastAsia" w:ascii="仿宋" w:hAnsi="仿宋" w:eastAsia="仿宋" w:cs="Times New Roman"/>
+          <w:color w:val="auto"/>
+          <w:sz w:val="21"/>
           <w:szCs w:val="21"/>
           <w:highlight w:val="none"/>
         </w:rPr>
@@ -3535,8 +3845,9 @@
       </w:r>
       <w:r>
         <w:rPr>
-          <w:rFonts w:ascii="Times New Roman" w:hAnsi="Times New Roman" w:eastAsia="仿宋" w:cs="Times New Roman"/>
-          <w:color w:val="auto"/>
+          <w:rFonts w:ascii="仿宋" w:hAnsi="仿宋" w:eastAsia="仿宋" w:cs="Times New Roman"/>
+          <w:color w:val="auto"/>
+          <w:sz w:val="21"/>
           <w:szCs w:val="21"/>
           <w:highlight w:val="none"/>
         </w:rPr>
@@ -3544,8 +3855,9 @@
       </w:r>
       <w:r>
         <w:rPr>
-          <w:rFonts w:hint="eastAsia" w:ascii="Times New Roman" w:hAnsi="Times New Roman" w:eastAsia="仿宋" w:cs="Times New Roman"/>
-          <w:color w:val="auto"/>
+          <w:rFonts w:hint="eastAsia" w:ascii="仿宋" w:hAnsi="仿宋" w:eastAsia="仿宋" w:cs="Times New Roman"/>
+          <w:color w:val="auto"/>
+          <w:sz w:val="21"/>
           <w:szCs w:val="21"/>
           <w:highlight w:val="none"/>
         </w:rPr>
@@ -3553,8 +3865,9 @@
       </w:r>
       <w:r>
         <w:rPr>
-          <w:rFonts w:ascii="Times New Roman" w:hAnsi="Times New Roman" w:eastAsia="仿宋" w:cs="Times New Roman"/>
-          <w:color w:val="auto"/>
+          <w:rFonts w:ascii="仿宋" w:hAnsi="仿宋" w:eastAsia="仿宋" w:cs="Times New Roman"/>
+          <w:color w:val="auto"/>
+          <w:sz w:val="21"/>
           <w:szCs w:val="21"/>
           <w:highlight w:val="none"/>
         </w:rPr>
@@ -3562,8 +3875,9 @@
       </w:r>
       <w:r>
         <w:rPr>
-          <w:rFonts w:hint="eastAsia" w:ascii="Times New Roman" w:hAnsi="Times New Roman" w:eastAsia="仿宋" w:cs="Times New Roman"/>
-          <w:color w:val="auto"/>
+          <w:rFonts w:hint="eastAsia" w:ascii="仿宋" w:hAnsi="仿宋" w:eastAsia="仿宋" w:cs="Times New Roman"/>
+          <w:color w:val="auto"/>
+          <w:sz w:val="21"/>
           <w:szCs w:val="21"/>
           <w:highlight w:val="none"/>
         </w:rPr>
@@ -3571,8 +3885,9 @@
       </w:r>
       <w:r>
         <w:rPr>
-          <w:rFonts w:ascii="Times New Roman" w:hAnsi="Times New Roman" w:eastAsia="仿宋" w:cs="Times New Roman"/>
-          <w:color w:val="auto"/>
+          <w:rFonts w:ascii="仿宋" w:hAnsi="仿宋" w:eastAsia="仿宋" w:cs="Times New Roman"/>
+          <w:color w:val="auto"/>
+          <w:sz w:val="21"/>
           <w:szCs w:val="21"/>
           <w:highlight w:val="none"/>
         </w:rPr>
@@ -3590,7 +3905,9 @@
       </w:pPr>
       <w:r>
         <w:rPr>
-          <w:color w:val="auto"/>
+          <w:rFonts w:ascii="仿宋" w:hAnsi="仿宋" w:eastAsia="仿宋"/>
+          <w:color w:val="auto"/>
+          <w:sz w:val="21"/>
           <w:highlight w:val="none"/>
         </w:rPr>
         <w:t>不可抗力</w:t>
@@ -3638,8 +3955,9 @@
       </w:pPr>
       <w:r>
         <w:rPr>
-          <w:rFonts w:ascii="Times New Roman" w:hAnsi="Times New Roman" w:eastAsia="仿宋" w:cs="Times New Roman"/>
-          <w:color w:val="auto"/>
+          <w:rFonts w:ascii="仿宋" w:hAnsi="仿宋" w:eastAsia="仿宋" w:cs="Times New Roman"/>
+          <w:color w:val="auto"/>
+          <w:sz w:val="21"/>
           <w:szCs w:val="21"/>
           <w:highlight w:val="none"/>
         </w:rPr>
@@ -3647,8 +3965,9 @@
       </w:r>
       <w:r>
         <w:rPr>
-          <w:rFonts w:hint="eastAsia" w:ascii="Times New Roman" w:hAnsi="Times New Roman" w:eastAsia="仿宋" w:cs="Times New Roman"/>
-          <w:color w:val="auto"/>
+          <w:rFonts w:hint="eastAsia" w:ascii="仿宋" w:hAnsi="仿宋" w:eastAsia="仿宋" w:cs="Times New Roman"/>
+          <w:color w:val="auto"/>
+          <w:sz w:val="21"/>
           <w:szCs w:val="21"/>
           <w:highlight w:val="none"/>
         </w:rPr>
@@ -3656,8 +3975,9 @@
       </w:r>
       <w:r>
         <w:rPr>
-          <w:rFonts w:ascii="Times New Roman" w:hAnsi="Times New Roman" w:eastAsia="仿宋" w:cs="Times New Roman"/>
-          <w:color w:val="auto"/>
+          <w:rFonts w:ascii="仿宋" w:hAnsi="仿宋" w:eastAsia="仿宋" w:cs="Times New Roman"/>
+          <w:color w:val="auto"/>
+          <w:sz w:val="21"/>
           <w:szCs w:val="21"/>
           <w:highlight w:val="none"/>
         </w:rPr>
@@ -3665,8 +3985,9 @@
       </w:r>
       <w:r>
         <w:rPr>
-          <w:rFonts w:hint="eastAsia" w:ascii="Times New Roman" w:hAnsi="Times New Roman" w:eastAsia="仿宋" w:cs="Times New Roman"/>
-          <w:color w:val="auto"/>
+          <w:rFonts w:hint="eastAsia" w:ascii="仿宋" w:hAnsi="仿宋" w:eastAsia="仿宋" w:cs="Times New Roman"/>
+          <w:color w:val="auto"/>
+          <w:sz w:val="21"/>
           <w:szCs w:val="21"/>
           <w:highlight w:val="none"/>
         </w:rPr>
@@ -3674,8 +3995,9 @@
       </w:r>
       <w:r>
         <w:rPr>
-          <w:rFonts w:ascii="Times New Roman" w:hAnsi="Times New Roman" w:eastAsia="仿宋" w:cs="Times New Roman"/>
-          <w:color w:val="auto"/>
+          <w:rFonts w:ascii="仿宋" w:hAnsi="仿宋" w:eastAsia="仿宋" w:cs="Times New Roman"/>
+          <w:color w:val="auto"/>
+          <w:sz w:val="21"/>
           <w:szCs w:val="21"/>
           <w:highlight w:val="none"/>
         </w:rPr>
@@ -3683,8 +4005,9 @@
       </w:r>
       <w:r>
         <w:rPr>
-          <w:rFonts w:hint="eastAsia" w:ascii="Times New Roman" w:hAnsi="Times New Roman" w:eastAsia="仿宋" w:cs="Times New Roman"/>
-          <w:color w:val="auto"/>
+          <w:rFonts w:hint="eastAsia" w:ascii="仿宋" w:hAnsi="仿宋" w:eastAsia="仿宋" w:cs="Times New Roman"/>
+          <w:color w:val="auto"/>
+          <w:sz w:val="21"/>
           <w:szCs w:val="21"/>
           <w:highlight w:val="none"/>
         </w:rPr>
@@ -3692,8 +4015,9 @@
       </w:r>
       <w:r>
         <w:rPr>
-          <w:rFonts w:ascii="Times New Roman" w:hAnsi="Times New Roman" w:eastAsia="仿宋" w:cs="Times New Roman"/>
-          <w:color w:val="auto"/>
+          <w:rFonts w:ascii="仿宋" w:hAnsi="仿宋" w:eastAsia="仿宋" w:cs="Times New Roman"/>
+          <w:color w:val="auto"/>
+          <w:sz w:val="21"/>
           <w:szCs w:val="21"/>
           <w:highlight w:val="none"/>
         </w:rPr>
@@ -3701,8 +4025,9 @@
       </w:r>
       <w:r>
         <w:rPr>
-          <w:rFonts w:hint="eastAsia" w:ascii="Times New Roman" w:hAnsi="Times New Roman" w:eastAsia="仿宋" w:cs="Times New Roman"/>
-          <w:color w:val="auto"/>
+          <w:rFonts w:hint="eastAsia" w:ascii="仿宋" w:hAnsi="仿宋" w:eastAsia="仿宋" w:cs="Times New Roman"/>
+          <w:color w:val="auto"/>
+          <w:sz w:val="21"/>
           <w:szCs w:val="21"/>
           <w:highlight w:val="none"/>
         </w:rPr>
@@ -3710,8 +4035,9 @@
       </w:r>
       <w:r>
         <w:rPr>
-          <w:rFonts w:ascii="Times New Roman" w:hAnsi="Times New Roman" w:eastAsia="仿宋" w:cs="Times New Roman"/>
-          <w:color w:val="auto"/>
+          <w:rFonts w:ascii="仿宋" w:hAnsi="仿宋" w:eastAsia="仿宋" w:cs="Times New Roman"/>
+          <w:color w:val="auto"/>
+          <w:sz w:val="21"/>
           <w:szCs w:val="21"/>
           <w:highlight w:val="none"/>
         </w:rPr>
@@ -3739,8 +4065,9 @@
       </w:pPr>
       <w:r>
         <w:rPr>
-          <w:rFonts w:ascii="Times New Roman" w:hAnsi="Times New Roman" w:eastAsia="仿宋" w:cs="Times New Roman"/>
-          <w:color w:val="auto"/>
+          <w:rFonts w:ascii="仿宋" w:hAnsi="仿宋" w:eastAsia="仿宋" w:cs="Times New Roman"/>
+          <w:color w:val="auto"/>
+          <w:sz w:val="21"/>
           <w:szCs w:val="21"/>
           <w:highlight w:val="none"/>
         </w:rPr>
@@ -3768,8 +4095,9 @@
       </w:pPr>
       <w:r>
         <w:rPr>
-          <w:rFonts w:ascii="Times New Roman" w:hAnsi="Times New Roman" w:eastAsia="仿宋" w:cs="Times New Roman"/>
-          <w:color w:val="auto"/>
+          <w:rFonts w:ascii="仿宋" w:hAnsi="仿宋" w:eastAsia="仿宋" w:cs="Times New Roman"/>
+          <w:color w:val="auto"/>
+          <w:sz w:val="21"/>
           <w:szCs w:val="21"/>
           <w:highlight w:val="none"/>
         </w:rPr>
@@ -3777,8 +4105,9 @@
       </w:r>
       <w:r>
         <w:rPr>
-          <w:rFonts w:hint="eastAsia" w:ascii="Times New Roman" w:hAnsi="Times New Roman" w:eastAsia="仿宋" w:cs="Times New Roman"/>
-          <w:color w:val="auto"/>
+          <w:rFonts w:hint="eastAsia" w:ascii="仿宋" w:hAnsi="仿宋" w:eastAsia="仿宋" w:cs="Times New Roman"/>
+          <w:color w:val="auto"/>
+          <w:sz w:val="21"/>
           <w:szCs w:val="21"/>
           <w:highlight w:val="none"/>
         </w:rPr>
@@ -3786,8 +4115,9 @@
       </w:r>
       <w:r>
         <w:rPr>
-          <w:rFonts w:ascii="Times New Roman" w:hAnsi="Times New Roman" w:eastAsia="仿宋" w:cs="Times New Roman"/>
-          <w:color w:val="auto"/>
+          <w:rFonts w:ascii="仿宋" w:hAnsi="仿宋" w:eastAsia="仿宋" w:cs="Times New Roman"/>
+          <w:color w:val="auto"/>
+          <w:sz w:val="21"/>
           <w:szCs w:val="21"/>
           <w:highlight w:val="none"/>
         </w:rPr>
@@ -3795,8 +4125,9 @@
       </w:r>
       <w:r>
         <w:rPr>
-          <w:rFonts w:hint="eastAsia" w:ascii="Times New Roman" w:hAnsi="Times New Roman" w:eastAsia="仿宋" w:cs="Times New Roman"/>
-          <w:color w:val="auto"/>
+          <w:rFonts w:hint="eastAsia" w:ascii="仿宋" w:hAnsi="仿宋" w:eastAsia="仿宋" w:cs="Times New Roman"/>
+          <w:color w:val="auto"/>
+          <w:sz w:val="21"/>
           <w:szCs w:val="21"/>
           <w:highlight w:val="none"/>
         </w:rPr>
@@ -3804,8 +4135,9 @@
       </w:r>
       <w:r>
         <w:rPr>
-          <w:rFonts w:ascii="Times New Roman" w:hAnsi="Times New Roman" w:eastAsia="仿宋" w:cs="Times New Roman"/>
-          <w:color w:val="auto"/>
+          <w:rFonts w:ascii="仿宋" w:hAnsi="仿宋" w:eastAsia="仿宋" w:cs="Times New Roman"/>
+          <w:color w:val="auto"/>
+          <w:sz w:val="21"/>
           <w:szCs w:val="21"/>
           <w:highlight w:val="none"/>
         </w:rPr>
@@ -3823,7 +4155,9 @@
       </w:pPr>
       <w:r>
         <w:rPr>
-          <w:color w:val="auto"/>
+          <w:rFonts w:ascii="仿宋" w:hAnsi="仿宋" w:eastAsia="仿宋"/>
+          <w:color w:val="auto"/>
+          <w:sz w:val="21"/>
           <w:highlight w:val="none"/>
         </w:rPr>
         <w:t>争议解决</w:t>
@@ -3871,8 +4205,9 @@
       </w:pPr>
       <w:r>
         <w:rPr>
-          <w:rFonts w:ascii="Times New Roman" w:hAnsi="Times New Roman" w:eastAsia="仿宋" w:cs="Times New Roman"/>
-          <w:color w:val="auto"/>
+          <w:rFonts w:ascii="仿宋" w:hAnsi="仿宋" w:eastAsia="仿宋" w:cs="Times New Roman"/>
+          <w:color w:val="auto"/>
+          <w:sz w:val="21"/>
           <w:szCs w:val="21"/>
           <w:highlight w:val="none"/>
         </w:rPr>
@@ -3900,8 +4235,9 @@
       </w:pPr>
       <w:r>
         <w:rPr>
-          <w:rFonts w:ascii="Times New Roman" w:hAnsi="Times New Roman" w:eastAsia="仿宋" w:cs="Times New Roman"/>
-          <w:color w:val="auto"/>
+          <w:rFonts w:ascii="仿宋" w:hAnsi="仿宋" w:eastAsia="仿宋" w:cs="Times New Roman"/>
+          <w:color w:val="auto"/>
+          <w:sz w:val="21"/>
           <w:szCs w:val="21"/>
           <w:highlight w:val="none"/>
         </w:rPr>
@@ -3919,7 +4255,9 @@
       </w:pPr>
       <w:r>
         <w:rPr>
-          <w:color w:val="auto"/>
+          <w:rFonts w:ascii="仿宋" w:hAnsi="仿宋" w:eastAsia="仿宋"/>
+          <w:color w:val="auto"/>
+          <w:sz w:val="21"/>
           <w:highlight w:val="none"/>
         </w:rPr>
         <w:t>其他</w:t>
@@ -3967,8 +4305,9 @@
       </w:pPr>
       <w:r>
         <w:rPr>
-          <w:rFonts w:hint="eastAsia" w:ascii="Times New Roman" w:hAnsi="Times New Roman" w:eastAsia="仿宋" w:cs="Times New Roman"/>
-          <w:color w:val="auto"/>
+          <w:rFonts w:hint="eastAsia" w:ascii="仿宋" w:hAnsi="仿宋" w:eastAsia="仿宋" w:cs="Times New Roman"/>
+          <w:color w:val="auto"/>
+          <w:sz w:val="21"/>
           <w:szCs w:val="21"/>
           <w:highlight w:val="none"/>
         </w:rPr>
@@ -3976,8 +4315,9 @@
       </w:r>
       <w:r>
         <w:rPr>
-          <w:rFonts w:ascii="Times New Roman" w:hAnsi="Times New Roman" w:eastAsia="仿宋" w:cs="Times New Roman"/>
-          <w:color w:val="auto"/>
+          <w:rFonts w:ascii="仿宋" w:hAnsi="仿宋" w:eastAsia="仿宋" w:cs="Times New Roman"/>
+          <w:color w:val="auto"/>
+          <w:sz w:val="21"/>
           <w:szCs w:val="21"/>
           <w:highlight w:val="none"/>
         </w:rPr>
@@ -3985,8 +4325,9 @@
       </w:r>
       <w:r>
         <w:rPr>
-          <w:rFonts w:hint="eastAsia" w:ascii="Times New Roman" w:hAnsi="Times New Roman" w:eastAsia="仿宋" w:cs="Times New Roman"/>
-          <w:color w:val="auto"/>
+          <w:rFonts w:hint="eastAsia" w:ascii="仿宋" w:hAnsi="仿宋" w:eastAsia="仿宋" w:cs="Times New Roman"/>
+          <w:color w:val="auto"/>
+          <w:sz w:val="21"/>
           <w:szCs w:val="21"/>
           <w:highlight w:val="none"/>
         </w:rPr>
@@ -3994,8 +4335,9 @@
       </w:r>
       <w:r>
         <w:rPr>
-          <w:rFonts w:ascii="Times New Roman" w:hAnsi="Times New Roman" w:eastAsia="仿宋" w:cs="Times New Roman"/>
-          <w:color w:val="auto"/>
+          <w:rFonts w:ascii="仿宋" w:hAnsi="仿宋" w:eastAsia="仿宋" w:cs="Times New Roman"/>
+          <w:color w:val="auto"/>
+          <w:sz w:val="21"/>
           <w:szCs w:val="21"/>
           <w:highlight w:val="none"/>
         </w:rPr>
@@ -4003,8 +4345,9 @@
       </w:r>
       <w:r>
         <w:rPr>
-          <w:rFonts w:hint="eastAsia" w:ascii="Times New Roman" w:hAnsi="Times New Roman" w:eastAsia="仿宋" w:cs="Times New Roman"/>
-          <w:color w:val="auto"/>
+          <w:rFonts w:hint="eastAsia" w:ascii="仿宋" w:hAnsi="仿宋" w:eastAsia="仿宋" w:cs="Times New Roman"/>
+          <w:color w:val="auto"/>
+          <w:sz w:val="21"/>
           <w:szCs w:val="21"/>
           <w:highlight w:val="none"/>
         </w:rPr>
@@ -4013,8 +4356,9 @@
       <w:bookmarkStart w:id="2" w:name="OLE_LINK6"/>
       <w:r>
         <w:rPr>
-          <w:rFonts w:ascii="Times New Roman" w:hAnsi="Times New Roman" w:eastAsia="仿宋" w:cs="Times New Roman"/>
-          <w:color w:val="auto"/>
+          <w:rFonts w:ascii="仿宋" w:hAnsi="仿宋" w:eastAsia="仿宋" w:cs="Times New Roman"/>
+          <w:color w:val="auto"/>
+          <w:sz w:val="21"/>
           <w:szCs w:val="21"/>
           <w:highlight w:val="none"/>
         </w:rPr>
@@ -4022,8 +4366,9 @@
       </w:r>
       <w:r>
         <w:rPr>
-          <w:rFonts w:hint="eastAsia" w:ascii="Times New Roman" w:hAnsi="Times New Roman" w:eastAsia="仿宋" w:cs="Times New Roman"/>
-          <w:color w:val="auto"/>
+          <w:rFonts w:hint="eastAsia" w:ascii="仿宋" w:hAnsi="仿宋" w:eastAsia="仿宋" w:cs="Times New Roman"/>
+          <w:color w:val="auto"/>
+          <w:sz w:val="21"/>
           <w:szCs w:val="21"/>
           <w:highlight w:val="none"/>
         </w:rPr>
@@ -4031,8 +4376,9 @@
       </w:r>
       <w:r>
         <w:rPr>
-          <w:rFonts w:ascii="Times New Roman" w:hAnsi="Times New Roman" w:eastAsia="仿宋" w:cs="Times New Roman"/>
-          <w:color w:val="auto"/>
+          <w:rFonts w:ascii="仿宋" w:hAnsi="仿宋" w:eastAsia="仿宋" w:cs="Times New Roman"/>
+          <w:color w:val="auto"/>
+          <w:sz w:val="21"/>
           <w:szCs w:val="21"/>
           <w:highlight w:val="none"/>
         </w:rPr>
@@ -4040,8 +4386,9 @@
       </w:r>
       <w:r>
         <w:rPr>
-          <w:rFonts w:hint="eastAsia" w:ascii="Times New Roman" w:hAnsi="Times New Roman" w:eastAsia="仿宋" w:cs="Times New Roman"/>
-          <w:color w:val="auto"/>
+          <w:rFonts w:hint="eastAsia" w:ascii="仿宋" w:hAnsi="仿宋" w:eastAsia="仿宋" w:cs="Times New Roman"/>
+          <w:color w:val="auto"/>
+          <w:sz w:val="21"/>
           <w:szCs w:val="21"/>
           <w:highlight w:val="none"/>
         </w:rPr>
@@ -4049,8 +4396,9 @@
       </w:r>
       <w:r>
         <w:rPr>
-          <w:rFonts w:ascii="Times New Roman" w:hAnsi="Times New Roman" w:eastAsia="仿宋" w:cs="Times New Roman"/>
-          <w:color w:val="auto"/>
+          <w:rFonts w:ascii="仿宋" w:hAnsi="仿宋" w:eastAsia="仿宋" w:cs="Times New Roman"/>
+          <w:color w:val="auto"/>
+          <w:sz w:val="21"/>
           <w:szCs w:val="21"/>
           <w:highlight w:val="none"/>
         </w:rPr>
@@ -4058,8 +4406,9 @@
       </w:r>
       <w:r>
         <w:rPr>
-          <w:rFonts w:hint="eastAsia" w:ascii="Times New Roman" w:hAnsi="Times New Roman" w:eastAsia="仿宋" w:cs="Times New Roman"/>
-          <w:color w:val="auto"/>
+          <w:rFonts w:hint="eastAsia" w:ascii="仿宋" w:hAnsi="仿宋" w:eastAsia="仿宋" w:cs="Times New Roman"/>
+          <w:color w:val="auto"/>
+          <w:sz w:val="21"/>
           <w:szCs w:val="21"/>
           <w:highlight w:val="none"/>
         </w:rPr>
@@ -4067,8 +4416,9 @@
       </w:r>
       <w:r>
         <w:rPr>
-          <w:rFonts w:ascii="Times New Roman" w:hAnsi="Times New Roman" w:eastAsia="仿宋" w:cs="Times New Roman"/>
-          <w:color w:val="auto"/>
+          <w:rFonts w:ascii="仿宋" w:hAnsi="仿宋" w:eastAsia="仿宋" w:cs="Times New Roman"/>
+          <w:color w:val="auto"/>
+          <w:sz w:val="21"/>
           <w:szCs w:val="21"/>
           <w:highlight w:val="none"/>
         </w:rPr>
@@ -4076,8 +4426,9 @@
       </w:r>
       <w:r>
         <w:rPr>
-          <w:rFonts w:hint="eastAsia" w:ascii="Times New Roman" w:hAnsi="Times New Roman" w:eastAsia="仿宋" w:cs="Times New Roman"/>
-          <w:color w:val="auto"/>
+          <w:rFonts w:hint="eastAsia" w:ascii="仿宋" w:hAnsi="仿宋" w:eastAsia="仿宋" w:cs="Times New Roman"/>
+          <w:color w:val="auto"/>
+          <w:sz w:val="21"/>
           <w:szCs w:val="21"/>
           <w:highlight w:val="none"/>
         </w:rPr>
@@ -4085,8 +4436,9 @@
       </w:r>
       <w:r>
         <w:rPr>
-          <w:rFonts w:ascii="Times New Roman" w:hAnsi="Times New Roman" w:eastAsia="仿宋" w:cs="Times New Roman"/>
-          <w:color w:val="auto"/>
+          <w:rFonts w:ascii="仿宋" w:hAnsi="仿宋" w:eastAsia="仿宋" w:cs="Times New Roman"/>
+          <w:color w:val="auto"/>
+          <w:sz w:val="21"/>
           <w:szCs w:val="21"/>
           <w:highlight w:val="none"/>
         </w:rPr>
@@ -4094,8 +4446,9 @@
       </w:r>
       <w:r>
         <w:rPr>
-          <w:rFonts w:hint="eastAsia" w:ascii="Times New Roman" w:hAnsi="Times New Roman" w:eastAsia="仿宋" w:cs="Times New Roman"/>
-          <w:color w:val="auto"/>
+          <w:rFonts w:hint="eastAsia" w:ascii="仿宋" w:hAnsi="仿宋" w:eastAsia="仿宋" w:cs="Times New Roman"/>
+          <w:color w:val="auto"/>
+          <w:sz w:val="21"/>
           <w:szCs w:val="21"/>
           <w:highlight w:val="none"/>
         </w:rPr>
@@ -4103,8 +4456,9 @@
       </w:r>
       <w:r>
         <w:rPr>
-          <w:rFonts w:ascii="Times New Roman" w:hAnsi="Times New Roman" w:eastAsia="仿宋" w:cs="Times New Roman"/>
-          <w:color w:val="auto"/>
+          <w:rFonts w:ascii="仿宋" w:hAnsi="仿宋" w:eastAsia="仿宋" w:cs="Times New Roman"/>
+          <w:color w:val="auto"/>
+          <w:sz w:val="21"/>
           <w:szCs w:val="21"/>
           <w:highlight w:val="none"/>
         </w:rPr>
@@ -4113,8 +4467,9 @@
       <w:bookmarkEnd w:id="2"/>
       <w:r>
         <w:rPr>
-          <w:rFonts w:hint="eastAsia" w:ascii="Times New Roman" w:hAnsi="Times New Roman" w:eastAsia="仿宋" w:cs="Times New Roman"/>
-          <w:color w:val="auto"/>
+          <w:rFonts w:hint="eastAsia" w:ascii="仿宋" w:hAnsi="仿宋" w:eastAsia="仿宋" w:cs="Times New Roman"/>
+          <w:color w:val="auto"/>
+          <w:sz w:val="21"/>
           <w:szCs w:val="21"/>
           <w:highlight w:val="none"/>
         </w:rPr>
@@ -4142,8 +4497,9 @@
       </w:pPr>
       <w:r>
         <w:rPr>
-          <w:rFonts w:ascii="Times New Roman" w:hAnsi="Times New Roman" w:eastAsia="仿宋" w:cs="Times New Roman"/>
-          <w:color w:val="auto"/>
+          <w:rFonts w:ascii="仿宋" w:hAnsi="仿宋" w:eastAsia="仿宋" w:cs="Times New Roman"/>
+          <w:color w:val="auto"/>
+          <w:sz w:val="21"/>
           <w:szCs w:val="21"/>
           <w:highlight w:val="none"/>
         </w:rPr>
@@ -4151,8 +4507,9 @@
       </w:r>
       <w:r>
         <w:rPr>
-          <w:rFonts w:hint="eastAsia" w:ascii="Times New Roman" w:hAnsi="Times New Roman" w:eastAsia="仿宋" w:cs="Times New Roman"/>
-          <w:color w:val="auto"/>
+          <w:rFonts w:hint="eastAsia" w:ascii="仿宋" w:hAnsi="仿宋" w:eastAsia="仿宋" w:cs="Times New Roman"/>
+          <w:color w:val="auto"/>
+          <w:sz w:val="21"/>
           <w:szCs w:val="21"/>
           <w:highlight w:val="none"/>
         </w:rPr>
@@ -4160,8 +4517,9 @@
       </w:r>
       <w:r>
         <w:rPr>
-          <w:rFonts w:ascii="Times New Roman" w:hAnsi="Times New Roman" w:eastAsia="仿宋" w:cs="Times New Roman"/>
-          <w:color w:val="auto"/>
+          <w:rFonts w:ascii="仿宋" w:hAnsi="仿宋" w:eastAsia="仿宋" w:cs="Times New Roman"/>
+          <w:color w:val="auto"/>
+          <w:sz w:val="21"/>
           <w:szCs w:val="21"/>
           <w:highlight w:val="none"/>
         </w:rPr>
@@ -4169,8 +4527,9 @@
       </w:r>
       <w:r>
         <w:rPr>
-          <w:rFonts w:hint="eastAsia" w:ascii="Times New Roman" w:hAnsi="Times New Roman" w:eastAsia="仿宋" w:cs="Times New Roman"/>
-          <w:color w:val="auto"/>
+          <w:rFonts w:hint="eastAsia" w:ascii="仿宋" w:hAnsi="仿宋" w:eastAsia="仿宋" w:cs="Times New Roman"/>
+          <w:color w:val="auto"/>
+          <w:sz w:val="21"/>
           <w:szCs w:val="21"/>
           <w:highlight w:val="none"/>
         </w:rPr>
@@ -4178,8 +4537,9 @@
       </w:r>
       <w:r>
         <w:rPr>
-          <w:rFonts w:ascii="Times New Roman" w:hAnsi="Times New Roman" w:eastAsia="仿宋" w:cs="Times New Roman"/>
-          <w:color w:val="auto"/>
+          <w:rFonts w:ascii="仿宋" w:hAnsi="仿宋" w:eastAsia="仿宋" w:cs="Times New Roman"/>
+          <w:color w:val="auto"/>
+          <w:sz w:val="21"/>
           <w:szCs w:val="21"/>
           <w:highlight w:val="none"/>
         </w:rPr>
@@ -4187,8 +4547,9 @@
       </w:r>
       <w:r>
         <w:rPr>
-          <w:rFonts w:hint="eastAsia" w:ascii="Times New Roman" w:hAnsi="Times New Roman" w:eastAsia="仿宋" w:cs="Times New Roman"/>
-          <w:color w:val="auto"/>
+          <w:rFonts w:hint="eastAsia" w:ascii="仿宋" w:hAnsi="仿宋" w:eastAsia="仿宋" w:cs="Times New Roman"/>
+          <w:color w:val="auto"/>
+          <w:sz w:val="21"/>
           <w:szCs w:val="21"/>
           <w:highlight w:val="none"/>
         </w:rPr>
@@ -4196,8 +4557,9 @@
       </w:r>
       <w:r>
         <w:rPr>
-          <w:rFonts w:ascii="Times New Roman" w:hAnsi="Times New Roman" w:eastAsia="仿宋" w:cs="Times New Roman"/>
-          <w:color w:val="auto"/>
+          <w:rFonts w:ascii="仿宋" w:hAnsi="仿宋" w:eastAsia="仿宋" w:cs="Times New Roman"/>
+          <w:color w:val="auto"/>
+          <w:sz w:val="21"/>
           <w:szCs w:val="21"/>
           <w:highlight w:val="none"/>
         </w:rPr>
@@ -4205,8 +4567,9 @@
       </w:r>
       <w:r>
         <w:rPr>
-          <w:rFonts w:hint="eastAsia" w:ascii="Times New Roman" w:hAnsi="Times New Roman" w:eastAsia="仿宋" w:cs="Times New Roman"/>
-          <w:color w:val="auto"/>
+          <w:rFonts w:hint="eastAsia" w:ascii="仿宋" w:hAnsi="仿宋" w:eastAsia="仿宋" w:cs="Times New Roman"/>
+          <w:color w:val="auto"/>
+          <w:sz w:val="21"/>
           <w:szCs w:val="21"/>
           <w:highlight w:val="none"/>
         </w:rPr>
@@ -4214,8 +4577,9 @@
       </w:r>
       <w:r>
         <w:rPr>
-          <w:rFonts w:ascii="Times New Roman" w:hAnsi="Times New Roman" w:eastAsia="仿宋" w:cs="Times New Roman"/>
-          <w:color w:val="auto"/>
+          <w:rFonts w:ascii="仿宋" w:hAnsi="仿宋" w:eastAsia="仿宋" w:cs="Times New Roman"/>
+          <w:color w:val="auto"/>
+          <w:sz w:val="21"/>
           <w:szCs w:val="21"/>
           <w:highlight w:val="none"/>
         </w:rPr>
@@ -4223,8 +4587,9 @@
       </w:r>
       <w:r>
         <w:rPr>
-          <w:rFonts w:hint="eastAsia" w:ascii="Times New Roman" w:hAnsi="Times New Roman" w:eastAsia="仿宋" w:cs="Times New Roman"/>
-          <w:color w:val="auto"/>
+          <w:rFonts w:hint="eastAsia" w:ascii="仿宋" w:hAnsi="仿宋" w:eastAsia="仿宋" w:cs="Times New Roman"/>
+          <w:color w:val="auto"/>
+          <w:sz w:val="21"/>
           <w:szCs w:val="21"/>
           <w:highlight w:val="none"/>
         </w:rPr>
@@ -4232,8 +4597,9 @@
       </w:r>
       <w:r>
         <w:rPr>
-          <w:rFonts w:ascii="Times New Roman" w:hAnsi="Times New Roman" w:eastAsia="仿宋" w:cs="Times New Roman"/>
-          <w:color w:val="auto"/>
+          <w:rFonts w:ascii="仿宋" w:hAnsi="仿宋" w:eastAsia="仿宋" w:cs="Times New Roman"/>
+          <w:color w:val="auto"/>
+          <w:sz w:val="21"/>
           <w:szCs w:val="21"/>
           <w:highlight w:val="none"/>
         </w:rPr>
@@ -4261,8 +4627,9 @@
       </w:pPr>
       <w:r>
         <w:rPr>
-          <w:rFonts w:ascii="Times New Roman" w:hAnsi="Times New Roman" w:eastAsia="仿宋" w:cs="Times New Roman"/>
-          <w:color w:val="auto"/>
+          <w:rFonts w:ascii="仿宋" w:hAnsi="仿宋" w:eastAsia="仿宋" w:cs="Times New Roman"/>
+          <w:color w:val="auto"/>
+          <w:sz w:val="21"/>
           <w:szCs w:val="21"/>
           <w:highlight w:val="none"/>
         </w:rPr>
@@ -4270,8 +4637,9 @@
       </w:r>
       <w:r>
         <w:rPr>
-          <w:rFonts w:hint="eastAsia" w:ascii="Times New Roman" w:hAnsi="Times New Roman" w:eastAsia="仿宋" w:cs="Times New Roman"/>
-          <w:color w:val="auto"/>
+          <w:rFonts w:hint="eastAsia" w:ascii="仿宋" w:hAnsi="仿宋" w:eastAsia="仿宋" w:cs="Times New Roman"/>
+          <w:color w:val="auto"/>
+          <w:sz w:val="21"/>
           <w:szCs w:val="21"/>
           <w:highlight w:val="none"/>
         </w:rPr>
@@ -4279,8 +4647,9 @@
       </w:r>
       <w:r>
         <w:rPr>
-          <w:rFonts w:ascii="Times New Roman" w:hAnsi="Times New Roman" w:eastAsia="仿宋" w:cs="Times New Roman"/>
-          <w:color w:val="auto"/>
+          <w:rFonts w:ascii="仿宋" w:hAnsi="仿宋" w:eastAsia="仿宋" w:cs="Times New Roman"/>
+          <w:color w:val="auto"/>
+          <w:sz w:val="21"/>
           <w:szCs w:val="21"/>
           <w:highlight w:val="none"/>
         </w:rPr>
@@ -4288,8 +4657,9 @@
       </w:r>
       <w:r>
         <w:rPr>
-          <w:rFonts w:hint="eastAsia" w:ascii="Times New Roman" w:hAnsi="Times New Roman" w:eastAsia="仿宋" w:cs="Times New Roman"/>
-          <w:color w:val="auto"/>
+          <w:rFonts w:hint="eastAsia" w:ascii="仿宋" w:hAnsi="仿宋" w:eastAsia="仿宋" w:cs="Times New Roman"/>
+          <w:color w:val="auto"/>
+          <w:sz w:val="21"/>
           <w:szCs w:val="21"/>
           <w:highlight w:val="none"/>
         </w:rPr>
@@ -4297,8 +4667,9 @@
       </w:r>
       <w:r>
         <w:rPr>
-          <w:rFonts w:ascii="Times New Roman" w:hAnsi="Times New Roman" w:eastAsia="仿宋" w:cs="Times New Roman"/>
-          <w:color w:val="auto"/>
+          <w:rFonts w:ascii="仿宋" w:hAnsi="仿宋" w:eastAsia="仿宋" w:cs="Times New Roman"/>
+          <w:color w:val="auto"/>
+          <w:sz w:val="21"/>
           <w:szCs w:val="21"/>
           <w:highlight w:val="none"/>
         </w:rPr>
@@ -4306,8 +4677,9 @@
       </w:r>
       <w:r>
         <w:rPr>
-          <w:rFonts w:hint="eastAsia" w:ascii="Times New Roman" w:hAnsi="Times New Roman" w:eastAsia="仿宋" w:cs="Times New Roman"/>
-          <w:color w:val="auto"/>
+          <w:rFonts w:hint="eastAsia" w:ascii="仿宋" w:hAnsi="仿宋" w:eastAsia="仿宋" w:cs="Times New Roman"/>
+          <w:color w:val="auto"/>
+          <w:sz w:val="21"/>
           <w:szCs w:val="21"/>
           <w:highlight w:val="none"/>
         </w:rPr>
@@ -4315,8 +4687,9 @@
       </w:r>
       <w:r>
         <w:rPr>
-          <w:rFonts w:ascii="Times New Roman" w:hAnsi="Times New Roman" w:eastAsia="仿宋" w:cs="Times New Roman"/>
-          <w:color w:val="auto"/>
+          <w:rFonts w:ascii="仿宋" w:hAnsi="仿宋" w:eastAsia="仿宋" w:cs="Times New Roman"/>
+          <w:color w:val="auto"/>
+          <w:sz w:val="21"/>
           <w:szCs w:val="21"/>
           <w:highlight w:val="none"/>
         </w:rPr>
@@ -4344,8 +4717,9 @@
       </w:pPr>
       <w:r>
         <w:rPr>
-          <w:rFonts w:ascii="Times New Roman" w:hAnsi="Times New Roman" w:eastAsia="仿宋" w:cs="Times New Roman"/>
-          <w:color w:val="auto"/>
+          <w:rFonts w:ascii="仿宋" w:hAnsi="仿宋" w:eastAsia="仿宋" w:cs="Times New Roman"/>
+          <w:color w:val="auto"/>
+          <w:sz w:val="21"/>
           <w:szCs w:val="21"/>
           <w:highlight w:val="none"/>
         </w:rPr>
@@ -4373,8 +4747,9 @@
       </w:pPr>
       <w:r>
         <w:rPr>
-          <w:rFonts w:ascii="Times New Roman" w:hAnsi="Times New Roman" w:eastAsia="仿宋" w:cs="Times New Roman"/>
-          <w:color w:val="auto"/>
+          <w:rFonts w:ascii="仿宋" w:hAnsi="仿宋" w:eastAsia="仿宋" w:cs="Times New Roman"/>
+          <w:color w:val="auto"/>
+          <w:sz w:val="21"/>
           <w:szCs w:val="21"/>
           <w:highlight w:val="none"/>
         </w:rPr>
@@ -4396,6 +4771,22 @@
       </w:pPr>
       <w:r>
         <w:rPr>
+          <w:rFonts w:eastAsia="仿宋" w:ascii="仿宋" w:hAnsi="仿宋"/>
+          <w:b/>
+          <w:bCs/>
+          <w:color w:val="auto"/>
+          <w:sz w:val="21"/>
+          <w:szCs w:val="21"/>
+          <w:highlight w:val="none"/>
+        </w:rPr>
+        <w:t>（以下无正文）</w:t>
+      </w:r>
+    </w:p>
+    <w:p>
+      <w:pPr>
+        <w:spacing w:line="300" w:lineRule="auto"/>
+        <w:jc w:val="left"/>
+        <w:rPr>
           <w:rFonts w:eastAsia="仿宋"/>
           <w:b/>
           <w:bCs/>
@@ -4403,13 +4794,62 @@
           <w:szCs w:val="21"/>
           <w:highlight w:val="none"/>
         </w:rPr>
-        <w:t>（以下无正文）</w:t>
-      </w:r>
-    </w:p>
-    <w:p>
-      <w:pPr>
-        <w:spacing w:line="300" w:lineRule="auto"/>
-        <w:jc w:val="left"/>
+      </w:pPr>
+    </w:p>
+    <w:p>
+      <w:pPr>
+        <w:spacing w:line="360" w:lineRule="auto"/>
+        <w:rPr>
+          <w:rFonts w:eastAsia="仿宋" w:cs="仿宋"/>
+          <w:b/>
+          <w:bCs/>
+          <w:color w:val="auto"/>
+          <w:szCs w:val="21"/>
+          <w:highlight w:val="none"/>
+          <w:u w:val="single"/>
+        </w:rPr>
+      </w:pPr>
+      <w:r>
+        <w:rPr>
+          <w:rFonts w:ascii="仿宋" w:hAnsi="仿宋" w:eastAsia="仿宋"/>
+          <w:sz w:val="21"/>
+        </w:rPr>
+        <w:t>甲方：浙江沃乐科技股份有限公司 （盖章）          乙方：{{r supplierName }}（盖章）</w:t>
+      </w:r>
+    </w:p>
+    <w:p>
+      <w:pPr>
+        <w:spacing w:line="360" w:lineRule="auto"/>
+        <w:ind w:firstLine="420" w:firstLineChars="200"/>
+        <w:rPr>
+          <w:rFonts w:hint="eastAsia" w:ascii="仿宋" w:hAnsi="仿宋" w:eastAsia="仿宋" w:cs="仿宋"/>
+          <w:color w:val="auto"/>
+          <w:szCs w:val="21"/>
+          <w:highlight w:val="none"/>
+        </w:rPr>
+      </w:pPr>
+    </w:p>
+    <w:p>
+      <w:pPr>
+        <w:spacing w:line="360" w:lineRule="auto"/>
+        <w:rPr>
+          <w:rFonts w:hint="eastAsia" w:ascii="仿宋" w:hAnsi="仿宋" w:eastAsia="仿宋" w:cs="仿宋"/>
+          <w:color w:val="auto"/>
+          <w:szCs w:val="21"/>
+          <w:highlight w:val="none"/>
+          <w:u w:val="single"/>
+        </w:rPr>
+      </w:pPr>
+      <w:r>
+        <w:rPr>
+          <w:rFonts w:ascii="仿宋" w:hAnsi="仿宋" w:eastAsia="仿宋"/>
+          <w:sz w:val="21"/>
+        </w:rPr>
+        <w:t>授权代表：{{r buyerAuthorizedRepresentative }}                                       授权代表：{{r supplierAuthorizedRepresentative }}</w:t>
+      </w:r>
+    </w:p>
+    <w:p>
+      <w:pPr>
         <w:rPr>
           <w:rFonts w:eastAsia="仿宋"/>
           <w:b/>
@@ -4419,53 +4859,63 @@
           <w:highlight w:val="none"/>
         </w:rPr>
       </w:pPr>
-    </w:p>
-    <w:p>
-      <w:pPr>
-        <w:spacing w:line="360" w:lineRule="auto"/>
-        <w:rPr>
-          <w:rFonts w:eastAsia="仿宋" w:cs="仿宋"/>
+      <w:r>
+        <w:rPr>
+          <w:rFonts w:eastAsia="仿宋" w:ascii="仿宋" w:hAnsi="仿宋"/>
           <w:b/>
           <w:bCs/>
           <w:color w:val="auto"/>
-          <w:szCs w:val="21"/>
-          <w:highlight w:val="none"/>
-          <w:u w:val="single"/>
-        </w:rPr>
-      </w:pPr>
-      <w:r>
-        <w:t>甲方：浙江沃乐科技股份有限公司 （盖章）          乙方：{{r supplierName }}（盖章）</w:t>
-      </w:r>
-    </w:p>
-    <w:p>
-      <w:pPr>
-        <w:spacing w:line="360" w:lineRule="auto"/>
-        <w:ind w:firstLine="420" w:firstLineChars="200"/>
-        <w:rPr>
-          <w:rFonts w:hint="eastAsia" w:ascii="仿宋" w:hAnsi="仿宋" w:eastAsia="仿宋" w:cs="仿宋"/>
-          <w:color w:val="auto"/>
-          <w:szCs w:val="21"/>
-          <w:highlight w:val="none"/>
-        </w:rPr>
-      </w:pPr>
-    </w:p>
-    <w:p>
-      <w:pPr>
-        <w:spacing w:line="360" w:lineRule="auto"/>
-        <w:rPr>
-          <w:rFonts w:hint="eastAsia" w:ascii="仿宋" w:hAnsi="仿宋" w:eastAsia="仿宋" w:cs="仿宋"/>
-          <w:color w:val="auto"/>
-          <w:szCs w:val="21"/>
-          <w:highlight w:val="none"/>
-          <w:u w:val="single"/>
-        </w:rPr>
-      </w:pPr>
-      <w:r>
-        <w:t>授权代表：{{r buyerAuthorizedRepresentative }}                                       授权代表：{{r supplierAuthorizedRepresentative }}</w:t>
-      </w:r>
-    </w:p>
-    <w:p>
-      <w:pPr>
+          <w:sz w:val="21"/>
+          <w:szCs w:val="21"/>
+          <w:highlight w:val="none"/>
+        </w:rPr>
+        <w:br w:type="page"/>
+      </w:r>
+    </w:p>
+    <w:p>
+      <w:pPr>
+        <w:spacing w:line="300" w:lineRule="auto"/>
+        <w:rPr>
+          <w:rFonts w:hint="eastAsia" w:eastAsia="仿宋"/>
+          <w:b/>
+          <w:bCs/>
+          <w:color w:val="auto"/>
+          <w:szCs w:val="21"/>
+          <w:highlight w:val="none"/>
+          <w:lang w:val="en-US" w:eastAsia="zh-CN"/>
+        </w:rPr>
+      </w:pPr>
+      <w:r>
+        <w:rPr>
+          <w:rFonts w:hint="eastAsia" w:eastAsia="仿宋" w:ascii="仿宋" w:hAnsi="仿宋"/>
+          <w:b/>
+          <w:bCs/>
+          <w:color w:val="auto"/>
+          <w:sz w:val="21"/>
+          <w:szCs w:val="21"/>
+          <w:highlight w:val="none"/>
+          <w:lang w:val="en-US" w:eastAsia="zh-CN"/>
+        </w:rPr>
+        <w:t>清单：</w:t>
+      </w:r>
+    </w:p>
+    <w:p>
+      <w:pPr>
+        <w:spacing w:line="300" w:lineRule="auto"/>
+        <w:rPr>
+          <w:rFonts w:hint="eastAsia" w:eastAsia="仿宋"/>
+          <w:b/>
+          <w:bCs/>
+          <w:color w:val="auto"/>
+          <w:szCs w:val="21"/>
+          <w:highlight w:val="none"/>
+          <w:lang w:val="en-US" w:eastAsia="zh-CN"/>
+        </w:rPr>
+      </w:pPr>
+    </w:p>
+    <w:p>
+      <w:pPr>
+        <w:spacing w:line="300" w:lineRule="auto"/>
         <w:rPr>
           <w:rFonts w:eastAsia="仿宋"/>
           <w:b/>
@@ -4475,7 +4925,9 @@
           <w:highlight w:val="none"/>
         </w:rPr>
       </w:pPr>
-      <w:r>
+    </w:p>
+    <w:p>
+      <w:pPr>
         <w:rPr>
           <w:rFonts w:eastAsia="仿宋"/>
           <w:b/>
@@ -4484,6 +4936,17 @@
           <w:szCs w:val="21"/>
           <w:highlight w:val="none"/>
         </w:rPr>
+      </w:pPr>
+      <w:r>
+        <w:rPr>
+          <w:rFonts w:eastAsia="仿宋" w:ascii="仿宋" w:hAnsi="仿宋"/>
+          <w:b/>
+          <w:bCs/>
+          <w:color w:val="auto"/>
+          <w:sz w:val="21"/>
+          <w:szCs w:val="21"/>
+          <w:highlight w:val="none"/>
+        </w:rPr>
         <w:br w:type="page"/>
       </w:r>
     </w:p>
@@ -4502,86 +4965,11 @@
       </w:pPr>
       <w:r>
         <w:rPr>
-          <w:rFonts w:hint="eastAsia" w:eastAsia="仿宋"/>
+          <w:rFonts w:hint="eastAsia" w:eastAsia="仿宋" w:ascii="仿宋" w:hAnsi="仿宋"/>
           <w:b/>
           <w:bCs/>
           <w:color w:val="auto"/>
-          <w:szCs w:val="21"/>
-          <w:highlight w:val="none"/>
-          <w:lang w:val="en-US" w:eastAsia="zh-CN"/>
-        </w:rPr>
-        <w:t>清单：</w:t>
-      </w:r>
-    </w:p>
-    <w:p>
-      <w:pPr>
-        <w:spacing w:line="300" w:lineRule="auto"/>
-        <w:rPr>
-          <w:rFonts w:hint="eastAsia" w:eastAsia="仿宋"/>
-          <w:b/>
-          <w:bCs/>
-          <w:color w:val="auto"/>
-          <w:szCs w:val="21"/>
-          <w:highlight w:val="none"/>
-          <w:lang w:val="en-US" w:eastAsia="zh-CN"/>
-        </w:rPr>
-      </w:pPr>
-    </w:p>
-    <w:p>
-      <w:pPr>
-        <w:spacing w:line="300" w:lineRule="auto"/>
-        <w:rPr>
-          <w:rFonts w:eastAsia="仿宋"/>
-          <w:b/>
-          <w:bCs/>
-          <w:color w:val="auto"/>
-          <w:szCs w:val="21"/>
-          <w:highlight w:val="none"/>
-        </w:rPr>
-      </w:pPr>
-    </w:p>
-    <w:p>
-      <w:pPr>
-        <w:rPr>
-          <w:rFonts w:eastAsia="仿宋"/>
-          <w:b/>
-          <w:bCs/>
-          <w:color w:val="auto"/>
-          <w:szCs w:val="21"/>
-          <w:highlight w:val="none"/>
-        </w:rPr>
-      </w:pPr>
-      <w:r>
-        <w:rPr>
-          <w:rFonts w:eastAsia="仿宋"/>
-          <w:b/>
-          <w:bCs/>
-          <w:color w:val="auto"/>
-          <w:szCs w:val="21"/>
-          <w:highlight w:val="none"/>
-        </w:rPr>
-        <w:br w:type="page"/>
-      </w:r>
-    </w:p>
-    <w:p>
-      <w:pPr>
-        <w:spacing w:line="300" w:lineRule="auto"/>
-        <w:rPr>
-          <w:rFonts w:hint="eastAsia" w:eastAsia="仿宋"/>
-          <w:b/>
-          <w:bCs/>
-          <w:color w:val="auto"/>
-          <w:szCs w:val="21"/>
-          <w:highlight w:val="none"/>
-          <w:lang w:val="en-US" w:eastAsia="zh-CN"/>
-        </w:rPr>
-      </w:pPr>
-      <w:r>
-        <w:rPr>
-          <w:rFonts w:hint="eastAsia" w:eastAsia="仿宋"/>
-          <w:b/>
-          <w:bCs/>
-          <w:color w:val="auto"/>
+          <w:sz w:val="21"/>
           <w:szCs w:val="21"/>
           <w:highlight w:val="none"/>
           <w:lang w:val="en-US" w:eastAsia="zh-CN"/>
